--- a/3.Linux/07.Parsing Text/Linux Lab 7.docx
+++ b/3.Linux/07.Parsing Text/Linux Lab 7.docx
@@ -1,6 +1,6 @@
 
 <file path=word/document.xml><?xml version="1.0" encoding="utf-8"?>
-<w:document xmlns:wpc="http://schemas.microsoft.com/office/word/2010/wordprocessingCanvas" xmlns:cx="http://schemas.microsoft.com/office/drawing/2014/chartex" xmlns:cx1="http://schemas.microsoft.com/office/drawing/2015/9/8/chartex" xmlns:cx2="http://schemas.microsoft.com/office/drawing/2015/10/21/chartex" xmlns:cx3="http://schemas.microsoft.com/office/drawing/2016/5/9/chartex" xmlns:cx4="http://schemas.microsoft.com/office/drawing/2016/5/10/chartex" xmlns:cx5="http://schemas.microsoft.com/office/drawing/2016/5/11/chartex" xmlns:cx6="http://schemas.microsoft.com/office/drawing/2016/5/12/chartex" xmlns:cx7="http://schemas.microsoft.com/office/drawing/2016/5/13/chartex" xmlns:cx8="http://schemas.microsoft.com/office/drawing/2016/5/14/chartex" xmlns:mc="http://schemas.openxmlformats.org/markup-compatibility/2006" xmlns:aink="http://schemas.microsoft.com/office/drawing/2016/ink" xmlns:am3d="http://schemas.microsoft.com/office/drawing/2017/model3d" xmlns:o="urn:schemas-microsoft-com:office:office" xmlns:oel="http://schemas.microsoft.com/office/2019/extlst" xmlns:r="http://schemas.openxmlformats.org/officeDocument/2006/relationships" xmlns:m="http://schemas.openxmlformats.org/officeDocument/2006/math" xmlns:v="urn:schemas-microsoft-com:vml" xmlns:wp14="http://schemas.microsoft.com/office/word/2010/wordprocessingDrawing" xmlns:wp="http://schemas.openxmlformats.org/drawingml/2006/wordprocessingDrawing" xmlns:w10="urn:schemas-microsoft-com:office:word" xmlns:w="http://schemas.openxmlformats.org/wordprocessingml/2006/main" xmlns:w14="http://schemas.microsoft.com/office/word/2010/wordml" xmlns:w15="http://schemas.microsoft.com/office/word/2012/wordml" xmlns:w16cex="http://schemas.microsoft.com/office/word/2018/wordml/cex" xmlns:w16cid="http://schemas.microsoft.com/office/word/2016/wordml/cid" xmlns:w16="http://schemas.microsoft.com/office/word/2018/wordml" xmlns:w16sdtdh="http://schemas.microsoft.com/office/word/2020/wordml/sdtdatahash" xmlns:w16se="http://schemas.microsoft.com/office/word/2015/wordml/symex" xmlns:wpg="http://schemas.microsoft.com/office/word/2010/wordprocessingGroup" xmlns:wpi="http://schemas.microsoft.com/office/word/2010/wordprocessingInk" xmlns:wne="http://schemas.microsoft.com/office/word/2006/wordml" xmlns:wps="http://schemas.microsoft.com/office/word/2010/wordprocessingShape" mc:Ignorable="w14 w15 w16se w16cid w16 w16cex w16sdtdh wp14">
+<w:document xmlns:wpc="http://schemas.microsoft.com/office/word/2010/wordprocessingCanvas" xmlns:cx="http://schemas.microsoft.com/office/drawing/2014/chartex" xmlns:cx1="http://schemas.microsoft.com/office/drawing/2015/9/8/chartex" xmlns:cx2="http://schemas.microsoft.com/office/drawing/2015/10/21/chartex" xmlns:cx3="http://schemas.microsoft.com/office/drawing/2016/5/9/chartex" xmlns:cx4="http://schemas.microsoft.com/office/drawing/2016/5/10/chartex" xmlns:cx5="http://schemas.microsoft.com/office/drawing/2016/5/11/chartex" xmlns:cx6="http://schemas.microsoft.com/office/drawing/2016/5/12/chartex" xmlns:cx7="http://schemas.microsoft.com/office/drawing/2016/5/13/chartex" xmlns:cx8="http://schemas.microsoft.com/office/drawing/2016/5/14/chartex" xmlns:mc="http://schemas.openxmlformats.org/markup-compatibility/2006" xmlns:aink="http://schemas.microsoft.com/office/drawing/2016/ink" xmlns:am3d="http://schemas.microsoft.com/office/drawing/2017/model3d" xmlns:o="urn:schemas-microsoft-com:office:office" xmlns:oel="http://schemas.microsoft.com/office/2019/extlst" xmlns:r="http://schemas.openxmlformats.org/officeDocument/2006/relationships" xmlns:m="http://schemas.openxmlformats.org/officeDocument/2006/math" xmlns:v="urn:schemas-microsoft-com:vml" xmlns:wp14="http://schemas.microsoft.com/office/word/2010/wordprocessingDrawing" xmlns:wp="http://schemas.openxmlformats.org/drawingml/2006/wordprocessingDrawing" xmlns:w10="urn:schemas-microsoft-com:office:word" xmlns:w="http://schemas.openxmlformats.org/wordprocessingml/2006/main" xmlns:w14="http://schemas.microsoft.com/office/word/2010/wordml" xmlns:w15="http://schemas.microsoft.com/office/word/2012/wordml" xmlns:w16cex="http://schemas.microsoft.com/office/word/2018/wordml/cex" xmlns:w16cid="http://schemas.microsoft.com/office/word/2016/wordml/cid" xmlns:w16="http://schemas.microsoft.com/office/word/2018/wordml" xmlns:w16du="http://schemas.microsoft.com/office/word/2023/wordml/word16du" xmlns:w16sdtdh="http://schemas.microsoft.com/office/word/2020/wordml/sdtdatahash" xmlns:w16se="http://schemas.microsoft.com/office/word/2015/wordml/symex" xmlns:wpg="http://schemas.microsoft.com/office/word/2010/wordprocessingGroup" xmlns:wpi="http://schemas.microsoft.com/office/word/2010/wordprocessingInk" xmlns:wne="http://schemas.microsoft.com/office/word/2006/wordml" xmlns:wps="http://schemas.microsoft.com/office/word/2010/wordprocessingShape" mc:Ignorable="w14 w15 w16se w16cid w16 w16cex w16sdtdh w16du wp14">
   <w:body>
     <w:p>
       <w:pPr>
@@ -132,7 +132,21 @@
         <w:rPr>
           <w:rFonts w:ascii="Courier New" w:hAnsi="Courier New" w:cs="Courier New"/>
         </w:rPr>
-        <w:t>$ ls -l /usr/bin &gt; ls-output.txt</w:t>
+        <w:t>$ ls -l /</w:t>
+      </w:r>
+      <w:proofErr w:type="spellStart"/>
+      <w:r>
+        <w:rPr>
+          <w:rFonts w:ascii="Courier New" w:hAnsi="Courier New" w:cs="Courier New"/>
+        </w:rPr>
+        <w:t>usr</w:t>
+      </w:r>
+      <w:proofErr w:type="spellEnd"/>
+      <w:r>
+        <w:rPr>
+          <w:rFonts w:ascii="Courier New" w:hAnsi="Courier New" w:cs="Courier New"/>
+        </w:rPr>
+        <w:t>/bin &gt; ls-output.txt</w:t>
       </w:r>
       <w:r>
         <w:rPr>
@@ -157,6 +171,11 @@
       </w:r>
     </w:p>
     <w:p>
+      <w:pPr>
+        <w:rPr>
+          <w:rFonts w:ascii="Courier New" w:hAnsi="Courier New" w:cs="Courier New"/>
+        </w:rPr>
+      </w:pPr>
       <w:r>
         <w:t xml:space="preserve">A </w:t>
       </w:r>
@@ -170,17 +189,49 @@
       <w:r>
         <w:t xml:space="preserve"> (or pipeline) makes the output of one command be the input of the next command.  In a previous lab, the </w:t>
       </w:r>
-      <w:r>
-        <w:rPr>
-          <w:rFonts w:ascii="Courier New" w:hAnsi="Courier New" w:cs="Courier New"/>
-        </w:rPr>
-        <w:t>ps aux</w:t>
-      </w:r>
-      <w:r>
-        <w:t xml:space="preserve"> file gave us a lot of output and we were only looking for the line that contained “xlogo.”  </w:t>
-      </w:r>
-      <w:r>
-        <w:t>So, we piped the output of the ps command into grep to search for lines containing xlogo.</w:t>
+      <w:proofErr w:type="spellStart"/>
+      <w:r>
+        <w:rPr>
+          <w:rFonts w:ascii="Courier New" w:hAnsi="Courier New" w:cs="Courier New"/>
+        </w:rPr>
+        <w:t>ps</w:t>
+      </w:r>
+      <w:proofErr w:type="spellEnd"/>
+      <w:r>
+        <w:rPr>
+          <w:rFonts w:ascii="Courier New" w:hAnsi="Courier New" w:cs="Courier New"/>
+        </w:rPr>
+        <w:t xml:space="preserve"> aux</w:t>
+      </w:r>
+      <w:r>
+        <w:t xml:space="preserve"> file gave us a lot of output and we were only looking for the line that contained “</w:t>
+      </w:r>
+      <w:proofErr w:type="spellStart"/>
+      <w:r>
+        <w:t>xlogo</w:t>
+      </w:r>
+      <w:proofErr w:type="spellEnd"/>
+      <w:r>
+        <w:t xml:space="preserve">.”  </w:t>
+      </w:r>
+      <w:r>
+        <w:t xml:space="preserve">So, we piped the output of the </w:t>
+      </w:r>
+      <w:proofErr w:type="spellStart"/>
+      <w:r>
+        <w:t>ps</w:t>
+      </w:r>
+      <w:proofErr w:type="spellEnd"/>
+      <w:r>
+        <w:t xml:space="preserve"> command into grep to search for lines containing </w:t>
+      </w:r>
+      <w:proofErr w:type="spellStart"/>
+      <w:r>
+        <w:t>xlogo</w:t>
+      </w:r>
+      <w:proofErr w:type="spellEnd"/>
+      <w:r>
+        <w:t>.</w:t>
       </w:r>
       <w:r>
         <w:br/>
@@ -189,170 +240,41 @@
         <w:rPr>
           <w:rFonts w:ascii="Courier New" w:hAnsi="Courier New" w:cs="Courier New"/>
         </w:rPr>
-        <w:t>$ ps aux | grep xlogo</w:t>
-      </w:r>
-    </w:p>
-    <w:p>
-      <w:pPr>
-        <w:pStyle w:val="Heading1"/>
-      </w:pPr>
-      <w:r>
-        <w:t>A Few Linux Text Utilities</w:t>
-      </w:r>
-    </w:p>
-    <w:p>
-      <w:r>
-        <w:t xml:space="preserve">We will use a file of data extracted from a Windows event log to </w:t>
-      </w:r>
-      <w:r>
-        <w:t>practice using the Linux commands grep, cut, sort, and unique.  This just scratches the surface of what is available, as there are</w:t>
-      </w:r>
-      <w:r>
-        <w:t xml:space="preserve"> entire</w:t>
-      </w:r>
-      <w:r>
-        <w:t xml:space="preserve"> books written on Regular Expressions (grep </w:t>
-      </w:r>
-      <w:r>
-        <w:t>is named after them</w:t>
-      </w:r>
-      <w:r>
-        <w:t>),</w:t>
-      </w:r>
-      <w:r>
-        <w:t xml:space="preserve"> sed,</w:t>
-      </w:r>
-      <w:r>
-        <w:t xml:space="preserve"> AWK, and other tools.</w:t>
-      </w:r>
-    </w:p>
-    <w:p>
-      <w:r>
-        <w:t xml:space="preserve">For this exercise we will pretend that Evil Hacker has broken into a Windows </w:t>
-      </w:r>
-      <w:r>
-        <w:t>machine</w:t>
-      </w:r>
-      <w:r>
-        <w:t xml:space="preserve"> and stolen sensitive data.  Fortunately, auditing for file access was active on the victim computer so we have a record of what the attacker did.  </w:t>
-      </w:r>
-      <w:r>
-        <w:rPr>
-          <w:u w:val="single"/>
-        </w:rPr>
-        <w:t>Our job is to tell the organization what files the attacker accessed.</w:t>
-      </w:r>
-    </w:p>
-    <w:p>
-      <w:r>
-        <w:t xml:space="preserve">Part of the data in the file we have, File_Access.txt, includes the names of files that </w:t>
-      </w:r>
-      <w:r>
-        <w:t>the attacker</w:t>
-      </w:r>
-      <w:r>
-        <w:t xml:space="preserve"> accessed</w:t>
-      </w:r>
-      <w:r>
-        <w:t xml:space="preserve">.  </w:t>
-      </w:r>
-      <w:r>
-        <w:t>However</w:t>
-      </w:r>
-      <w:r>
-        <w:t xml:space="preserve">, there is a lot of other </w:t>
-      </w:r>
-      <w:r>
-        <w:t>data</w:t>
-      </w:r>
-      <w:r>
-        <w:t xml:space="preserve"> in this file, and the</w:t>
-      </w:r>
-      <w:r>
-        <w:t xml:space="preserve"> files</w:t>
-      </w:r>
-      <w:r>
-        <w:t xml:space="preserve"> accessed are listed multiple times.  Our job is to extract just the file names.  We could do this manually, but it would take a lot of time to c</w:t>
-      </w:r>
-      <w:r>
-        <w:t xml:space="preserve">arefully examine the entire </w:t>
-      </w:r>
-      <w:r>
-        <w:t>0.8</w:t>
-      </w:r>
-      <w:r>
-        <w:t xml:space="preserve"> M</w:t>
-      </w:r>
-      <w:r>
-        <w:t xml:space="preserve">B+ file.  Imagine the problem </w:t>
-      </w:r>
-      <w:r>
-        <w:t>we would</w:t>
-      </w:r>
-      <w:r>
-        <w:t xml:space="preserve"> have if the file were </w:t>
-      </w:r>
-      <w:r>
-        <w:lastRenderedPageBreak/>
-        <w:t xml:space="preserve">over </w:t>
-      </w:r>
-      <w:r>
-        <w:t>6 TB long!  Enterprise log files can easily get that long.  We can do our job quickly and easily with just a few commands.</w:t>
-      </w:r>
-    </w:p>
-    <w:p>
-      <w:pPr>
-        <w:pStyle w:val="Heading2"/>
-      </w:pPr>
-      <w:r>
-        <w:t>Download the te</w:t>
-      </w:r>
-      <w:r>
-        <w:t>x</w:t>
-      </w:r>
-      <w:r>
-        <w:t>t file</w:t>
-      </w:r>
-    </w:p>
-    <w:p>
-      <w:pPr>
-        <w:rPr>
-          <w:noProof/>
-        </w:rPr>
-      </w:pPr>
-      <w:r>
-        <w:t xml:space="preserve">Download File_Access.txt from Canvas.  If you’ve downloaded the file from your Windows Host (the OS you are running VMware Player on), you’ll need to copy it to your </w:t>
-      </w:r>
-      <w:r>
-        <w:t>Linux</w:t>
-      </w:r>
-      <w:r>
-        <w:t xml:space="preserve"> VM.  If VMware Tools or open-vm-tools, is running on your VM, you’ll be able to copy and paste the file directly into your </w:t>
-      </w:r>
-      <w:r>
-        <w:t>home</w:t>
-      </w:r>
-      <w:r>
-        <w:t xml:space="preserve"> directory as shown below.</w:t>
-      </w:r>
-      <w:r>
-        <w:br/>
-      </w:r>
-      <w:r>
-        <w:rPr>
-          <w:noProof/>
-        </w:rPr>
-        <w:t xml:space="preserve"> </w:t>
-      </w:r>
+        <w:t xml:space="preserve">$ </w:t>
+      </w:r>
+      <w:proofErr w:type="spellStart"/>
+      <w:r>
+        <w:rPr>
+          <w:rFonts w:ascii="Courier New" w:hAnsi="Courier New" w:cs="Courier New"/>
+        </w:rPr>
+        <w:t>ps</w:t>
+      </w:r>
+      <w:proofErr w:type="spellEnd"/>
+      <w:r>
+        <w:rPr>
+          <w:rFonts w:ascii="Courier New" w:hAnsi="Courier New" w:cs="Courier New"/>
+        </w:rPr>
+        <w:t xml:space="preserve"> aux | grep </w:t>
+      </w:r>
+      <w:proofErr w:type="spellStart"/>
+      <w:r>
+        <w:rPr>
+          <w:rFonts w:ascii="Courier New" w:hAnsi="Courier New" w:cs="Courier New"/>
+        </w:rPr>
+        <w:t>xlogo</w:t>
+      </w:r>
+      <w:proofErr w:type="spellEnd"/>
+    </w:p>
+    <w:p>
       <w:r>
         <w:rPr>
           <w:noProof/>
         </w:rPr>
         <w:drawing>
-          <wp:inline distT="0" distB="0" distL="0" distR="0" wp14:anchorId="64B2CB58" wp14:editId="3A2FCD01">
-            <wp:extent cx="4591050" cy="2050277"/>
-            <wp:effectExtent l="0" t="0" r="0" b="7620"/>
-            <wp:docPr id="1" name="Picture 1"/>
+          <wp:inline distT="0" distB="0" distL="0" distR="0" wp14:anchorId="6395F894" wp14:editId="57E8FFBA">
+            <wp:extent cx="4048125" cy="1085555"/>
+            <wp:effectExtent l="0" t="0" r="0" b="0"/>
+            <wp:docPr id="714234016" name="Picture 1" descr="A blue rectangle with white text&#10;&#10;Description automatically generated"/>
             <wp:cNvGraphicFramePr>
               <a:graphicFrameLocks xmlns:a="http://schemas.openxmlformats.org/drawingml/2006/main" noChangeAspect="1"/>
             </wp:cNvGraphicFramePr>
@@ -360,11 +282,17 @@
               <a:graphicData uri="http://schemas.openxmlformats.org/drawingml/2006/picture">
                 <pic:pic xmlns:pic="http://schemas.openxmlformats.org/drawingml/2006/picture">
                   <pic:nvPicPr>
-                    <pic:cNvPr id="1" name=""/>
+                    <pic:cNvPr id="714234016" name="Picture 1" descr="A blue rectangle with white text&#10;&#10;Description automatically generated"/>
                     <pic:cNvPicPr/>
                   </pic:nvPicPr>
                   <pic:blipFill>
-                    <a:blip r:embed="rId5"/>
+                    <a:blip r:embed="rId5" cstate="print">
+                      <a:extLst>
+                        <a:ext uri="{28A0092B-C50C-407E-A947-70E740481C1C}">
+                          <a14:useLocalDpi xmlns:a14="http://schemas.microsoft.com/office/drawing/2010/main" val="0"/>
+                        </a:ext>
+                      </a:extLst>
+                    </a:blip>
                     <a:stretch>
                       <a:fillRect/>
                     </a:stretch>
@@ -372,7 +300,7 @@
                   <pic:spPr>
                     <a:xfrm>
                       <a:off x="0" y="0"/>
-                      <a:ext cx="4595850" cy="2052421"/>
+                      <a:ext cx="4076971" cy="1093290"/>
                     </a:xfrm>
                     <a:prstGeom prst="rect">
                       <a:avLst/>
@@ -387,220 +315,173 @@
     </w:p>
     <w:p>
       <w:pPr>
-        <w:rPr>
-          <w:noProof/>
-        </w:rPr>
-      </w:pPr>
-      <w:r>
-        <w:rPr>
-          <w:noProof/>
-        </w:rPr>
-        <w:t xml:space="preserve">If the tools are not working, a work-around would be to open Canvas from the Firefox browser on your </w:t>
-      </w:r>
-      <w:r>
-        <w:rPr>
-          <w:noProof/>
-        </w:rPr>
+        <w:pStyle w:val="Heading1"/>
+      </w:pPr>
+      <w:r>
+        <w:t>A Few Linux Text Utilities</w:t>
+      </w:r>
+    </w:p>
+    <w:p>
+      <w:r>
+        <w:t xml:space="preserve">We will use a file of data extracted from a Windows event log to </w:t>
+      </w:r>
+      <w:r>
+        <w:t>practice using the Linux commands grep, cut, sort, and unique.  This just scratches the surface of what is available, as there are</w:t>
+      </w:r>
+      <w:r>
+        <w:t xml:space="preserve"> entire</w:t>
+      </w:r>
+      <w:r>
+        <w:t xml:space="preserve"> books written on Regular Expressions (grep </w:t>
+      </w:r>
+      <w:r>
+        <w:t>is named after them</w:t>
+      </w:r>
+      <w:r>
+        <w:t>),</w:t>
+      </w:r>
+      <w:r>
+        <w:t xml:space="preserve"> sed,</w:t>
+      </w:r>
+      <w:r>
+        <w:t xml:space="preserve"> AWK, and other tools.</w:t>
+      </w:r>
+    </w:p>
+    <w:p>
+      <w:r>
+        <w:lastRenderedPageBreak/>
+        <w:t xml:space="preserve">For this exercise we will pretend that Evil Hacker has broken into a Windows </w:t>
+      </w:r>
+      <w:r>
+        <w:t>machine</w:t>
+      </w:r>
+      <w:r>
+        <w:t xml:space="preserve"> and stolen sensitive data.  Fortunately, auditing for file access was active on the victim computer so we have a record of what the attacker did.  </w:t>
+      </w:r>
+      <w:r>
+        <w:rPr>
+          <w:u w:val="single"/>
+        </w:rPr>
+        <w:t>Our job is to tell the organization what files the attacker accessed.</w:t>
+      </w:r>
+    </w:p>
+    <w:p>
+      <w:r>
+        <w:t xml:space="preserve">Part of the data in the file we have, File_Access.txt, includes the names of files that </w:t>
+      </w:r>
+      <w:r>
+        <w:t>the attacker</w:t>
+      </w:r>
+      <w:r>
+        <w:t xml:space="preserve"> accessed</w:t>
+      </w:r>
+      <w:r>
+        <w:t xml:space="preserve">.  </w:t>
+      </w:r>
+      <w:r>
+        <w:t>However</w:t>
+      </w:r>
+      <w:r>
+        <w:t xml:space="preserve">, there is a lot of other </w:t>
+      </w:r>
+      <w:r>
+        <w:t>data</w:t>
+      </w:r>
+      <w:r>
+        <w:t xml:space="preserve"> in this file, and the</w:t>
+      </w:r>
+      <w:r>
+        <w:t xml:space="preserve"> files</w:t>
+      </w:r>
+      <w:r>
+        <w:t xml:space="preserve"> accessed are listed multiple times.  Our job is to extract just the file names.  We could do this manually, but it would take a lot of time to c</w:t>
+      </w:r>
+      <w:r>
+        <w:t xml:space="preserve">arefully examine the entire </w:t>
+      </w:r>
+      <w:r>
+        <w:t>0.8</w:t>
+      </w:r>
+      <w:r>
+        <w:t xml:space="preserve"> M</w:t>
+      </w:r>
+      <w:r>
+        <w:t xml:space="preserve">B+ file.  Imagine the problem </w:t>
+      </w:r>
+      <w:r>
+        <w:t>we would</w:t>
+      </w:r>
+      <w:r>
+        <w:t xml:space="preserve"> have if the file were </w:t>
+      </w:r>
+      <w:r>
+        <w:t xml:space="preserve">over </w:t>
+      </w:r>
+      <w:r>
+        <w:t>6 TB long!  Enterprise log files can easily get that long.  We can do our job quickly and easily with just a few commands.</w:t>
+      </w:r>
+    </w:p>
+    <w:p>
+      <w:pPr>
+        <w:pStyle w:val="Heading2"/>
+      </w:pPr>
+      <w:r>
+        <w:t>Download the te</w:t>
+      </w:r>
+      <w:r>
+        <w:t>x</w:t>
+      </w:r>
+      <w:r>
+        <w:t>t file</w:t>
+      </w:r>
+    </w:p>
+    <w:p>
+      <w:pPr>
+        <w:rPr>
+          <w:noProof/>
+        </w:rPr>
+      </w:pPr>
+      <w:r>
+        <w:t xml:space="preserve">Download File_Access.txt from Canvas.  If you’ve downloaded the file from your Windows Host (the OS you are running VMware Player on), you’ll need to copy it to your </w:t>
+      </w:r>
+      <w:r>
         <w:t>Linux</w:t>
       </w:r>
       <w:r>
-        <w:rPr>
-          <w:noProof/>
-        </w:rPr>
-        <w:t xml:space="preserve"> VM.  If you do that, move the file from your Downloads directory up to your home ( ~, or /home/username ) directory.</w:t>
-      </w:r>
-    </w:p>
-    <w:p>
-      <w:pPr>
-        <w:rPr>
-          <w:noProof/>
-        </w:rPr>
-      </w:pPr>
-      <w:r>
-        <w:rPr>
-          <w:noProof/>
-        </w:rPr>
-        <w:t>From here on, everything we do will be in the terminal.  (We could be cool and download the file from the command line, but it would be a lot of work to log in to Canvas and find the file we need.)  Open a terminal and make sure you have File_Access.txt in your home directory.</w:t>
-      </w:r>
-    </w:p>
-    <w:p>
-      <w:pPr>
-        <w:pStyle w:val="Heading2"/>
-        <w:rPr>
-          <w:rFonts w:ascii="Courier New" w:eastAsiaTheme="minorHAnsi" w:hAnsi="Courier New" w:cs="Courier New"/>
-          <w:noProof/>
-          <w:color w:val="auto"/>
-          <w:sz w:val="20"/>
-          <w:szCs w:val="22"/>
-        </w:rPr>
-      </w:pPr>
-      <w:r>
-        <w:rPr>
-          <w:rFonts w:ascii="Courier New" w:eastAsiaTheme="minorHAnsi" w:hAnsi="Courier New" w:cs="Courier New"/>
-          <w:noProof/>
-          <w:color w:val="auto"/>
-          <w:sz w:val="20"/>
-          <w:szCs w:val="22"/>
-        </w:rPr>
-        <w:t xml:space="preserve">john@ubuntu:~$ ls -l File_Access.txt </w:t>
-      </w:r>
-    </w:p>
-    <w:p>
-      <w:pPr>
-        <w:pStyle w:val="Heading2"/>
-        <w:rPr>
-          <w:rFonts w:ascii="Courier New" w:eastAsiaTheme="minorHAnsi" w:hAnsi="Courier New" w:cs="Courier New"/>
-          <w:noProof/>
-          <w:color w:val="auto"/>
-          <w:sz w:val="20"/>
-          <w:szCs w:val="22"/>
-        </w:rPr>
-      </w:pPr>
-      <w:r>
-        <w:rPr>
-          <w:rFonts w:ascii="Courier New" w:eastAsiaTheme="minorHAnsi" w:hAnsi="Courier New" w:cs="Courier New"/>
-          <w:noProof/>
-          <w:color w:val="auto"/>
-          <w:sz w:val="20"/>
-          <w:szCs w:val="22"/>
-        </w:rPr>
-        <w:t>-rw------- 1 john john 1728094 Jun 26 16:01 File_Access.txt</w:t>
-      </w:r>
-    </w:p>
-    <w:p>
-      <w:pPr>
-        <w:pStyle w:val="Heading1"/>
-      </w:pPr>
-      <w:r>
-        <w:t>Step 1 Find the information and remove unneeded stuff</w:t>
-      </w:r>
-    </w:p>
-    <w:p>
-      <w:pPr>
-        <w:pStyle w:val="Heading2"/>
-        <w:rPr>
-          <w:noProof/>
-        </w:rPr>
-      </w:pPr>
-      <w:r>
-        <w:rPr>
-          <w:noProof/>
-        </w:rPr>
-        <w:t>Take a look at the file</w:t>
-      </w:r>
-    </w:p>
-    <w:p>
-      <w:pPr>
-        <w:rPr>
-          <w:noProof/>
-        </w:rPr>
-      </w:pPr>
-      <w:r>
-        <w:rPr>
-          <w:noProof/>
-        </w:rPr>
-        <w:t xml:space="preserve">First, we must do some reconnaissance.  We need to examine the file to find a key phrase or character string we can search for so that we can extract the file names.  </w:t>
-      </w:r>
-      <w:r>
-        <w:rPr>
-          <w:noProof/>
-        </w:rPr>
-        <w:t xml:space="preserve">The senior member of the incident response team has told us </w:t>
-      </w:r>
-      <w:r>
-        <w:rPr>
-          <w:noProof/>
-        </w:rPr>
-        <w:t>t</w:t>
-      </w:r>
-      <w:r>
-        <w:rPr>
-          <w:noProof/>
-        </w:rPr>
-        <w:t>hat file access on Windows systems is often recorded with Event ID 4663.</w:t>
-      </w:r>
-    </w:p>
-    <w:p>
-      <w:pPr>
-        <w:rPr>
-          <w:noProof/>
-        </w:rPr>
-      </w:pPr>
-      <w:r>
-        <w:rPr>
-          <w:noProof/>
-        </w:rPr>
-        <w:t>Open the file using less.</w:t>
-      </w:r>
-    </w:p>
-    <w:p>
-      <w:pPr>
-        <w:rPr>
-          <w:noProof/>
-        </w:rPr>
-      </w:pPr>
-      <w:r>
-        <w:rPr>
-          <w:rFonts w:ascii="Courier New" w:hAnsi="Courier New" w:cs="Courier New"/>
-          <w:noProof/>
-          <w:sz w:val="20"/>
-        </w:rPr>
-        <w:t>[john@john ~]$ less File_Access.txt</w:t>
-      </w:r>
-    </w:p>
-    <w:p>
-      <w:pPr>
-        <w:rPr>
-          <w:noProof/>
-        </w:rPr>
-      </w:pPr>
-      <w:r>
-        <w:rPr>
-          <w:noProof/>
-        </w:rPr>
-        <w:t xml:space="preserve">There is an easy to use search feature in </w:t>
-      </w:r>
-      <w:r>
-        <w:rPr>
-          <w:rFonts w:ascii="Courier New" w:hAnsi="Courier New" w:cs="Courier New"/>
-          <w:noProof/>
-        </w:rPr>
-        <w:t>less</w:t>
-      </w:r>
-      <w:r>
-        <w:rPr>
-          <w:noProof/>
-        </w:rPr>
-        <w:t>; type a forward slash (on the question mark key),enter the search term, and press return</w:t>
-      </w:r>
-      <w:r>
-        <w:rPr>
-          <w:noProof/>
-        </w:rPr>
-        <w:t>.  In our case we are looking for 4663</w:t>
-      </w:r>
-      <w:r>
-        <w:rPr>
-          <w:noProof/>
-        </w:rPr>
-        <w:t>, which is the Windows Event ID for an attempt to access a file or object.</w:t>
-      </w:r>
-    </w:p>
-    <w:p>
-      <w:pPr>
-        <w:rPr>
-          <w:noProof/>
-        </w:rPr>
-      </w:pPr>
+        <w:t xml:space="preserve"> VM.  If VMware Tools or open-</w:t>
+      </w:r>
+      <w:proofErr w:type="spellStart"/>
+      <w:r>
+        <w:t>vm</w:t>
+      </w:r>
+      <w:proofErr w:type="spellEnd"/>
+      <w:r>
+        <w:t xml:space="preserve">-tools, is running on your VM, you’ll be able to copy and paste the file directly into your </w:t>
+      </w:r>
+      <w:r>
+        <w:t>home</w:t>
+      </w:r>
+      <w:r>
+        <w:t xml:space="preserve"> directory as shown below.</w:t>
+      </w:r>
+      <w:r>
+        <w:br/>
+      </w:r>
+      <w:r>
+        <w:rPr>
+          <w:noProof/>
+        </w:rPr>
+        <w:t xml:space="preserve"> </w:t>
+      </w:r>
       <w:r>
         <w:rPr>
           <w:noProof/>
         </w:rPr>
         <w:drawing>
-          <wp:inline distT="0" distB="0" distL="0" distR="0" wp14:anchorId="738B4F7D" wp14:editId="427557FC">
-            <wp:extent cx="4518561" cy="394537"/>
-            <wp:effectExtent l="0" t="0" r="0" b="5715"/>
-            <wp:docPr id="3" name="Picture 3"/>
+          <wp:inline distT="0" distB="0" distL="0" distR="0" wp14:anchorId="64B2CB58" wp14:editId="3A2FCD01">
+            <wp:extent cx="4591050" cy="2050277"/>
+            <wp:effectExtent l="0" t="0" r="0" b="7620"/>
+            <wp:docPr id="1" name="Picture 1"/>
             <wp:cNvGraphicFramePr>
               <a:graphicFrameLocks xmlns:a="http://schemas.openxmlformats.org/drawingml/2006/main" noChangeAspect="1"/>
             </wp:cNvGraphicFramePr>
@@ -620,6 +501,255 @@
                   <pic:spPr>
                     <a:xfrm>
                       <a:off x="0" y="0"/>
+                      <a:ext cx="4595850" cy="2052421"/>
+                    </a:xfrm>
+                    <a:prstGeom prst="rect">
+                      <a:avLst/>
+                    </a:prstGeom>
+                  </pic:spPr>
+                </pic:pic>
+              </a:graphicData>
+            </a:graphic>
+          </wp:inline>
+        </w:drawing>
+      </w:r>
+    </w:p>
+    <w:p>
+      <w:pPr>
+        <w:rPr>
+          <w:noProof/>
+        </w:rPr>
+      </w:pPr>
+      <w:r>
+        <w:rPr>
+          <w:noProof/>
+        </w:rPr>
+        <w:t xml:space="preserve">If the tools are not working, a work-around would be to open Canvas from the Firefox browser on your </w:t>
+      </w:r>
+      <w:r>
+        <w:rPr>
+          <w:noProof/>
+        </w:rPr>
+        <w:t>Linux</w:t>
+      </w:r>
+      <w:r>
+        <w:rPr>
+          <w:noProof/>
+        </w:rPr>
+        <w:t xml:space="preserve"> VM.  If you do that, move the file from your Downloads directory up to your home ( ~, or /home/username ) directory.</w:t>
+      </w:r>
+    </w:p>
+    <w:p>
+      <w:pPr>
+        <w:rPr>
+          <w:noProof/>
+        </w:rPr>
+      </w:pPr>
+      <w:r>
+        <w:rPr>
+          <w:noProof/>
+        </w:rPr>
+        <w:t>From here on, everything we do will be in the terminal.  (We could be cool and download the file from the command line, but it would be a lot of work to log in to Canvas and find the file we need.)  Open a terminal and make sure you have File_Access.txt in your home directory.</w:t>
+      </w:r>
+    </w:p>
+    <w:p>
+      <w:pPr>
+        <w:pStyle w:val="Heading2"/>
+        <w:rPr>
+          <w:rFonts w:ascii="Courier New" w:eastAsiaTheme="minorHAnsi" w:hAnsi="Courier New" w:cs="Courier New"/>
+          <w:noProof/>
+          <w:color w:val="auto"/>
+          <w:sz w:val="20"/>
+          <w:szCs w:val="22"/>
+        </w:rPr>
+      </w:pPr>
+      <w:r>
+        <w:rPr>
+          <w:rFonts w:ascii="Courier New" w:eastAsiaTheme="minorHAnsi" w:hAnsi="Courier New" w:cs="Courier New"/>
+          <w:noProof/>
+          <w:color w:val="auto"/>
+          <w:sz w:val="20"/>
+          <w:szCs w:val="22"/>
+        </w:rPr>
+        <w:t xml:space="preserve">john@ubuntu:~$ ls -l File_Access.txt </w:t>
+      </w:r>
+    </w:p>
+    <w:p>
+      <w:pPr>
+        <w:pStyle w:val="Heading2"/>
+        <w:rPr>
+          <w:rFonts w:ascii="Courier New" w:eastAsiaTheme="minorHAnsi" w:hAnsi="Courier New" w:cs="Courier New"/>
+          <w:noProof/>
+          <w:color w:val="auto"/>
+          <w:sz w:val="20"/>
+          <w:szCs w:val="22"/>
+        </w:rPr>
+      </w:pPr>
+      <w:r>
+        <w:rPr>
+          <w:rFonts w:ascii="Courier New" w:eastAsiaTheme="minorHAnsi" w:hAnsi="Courier New" w:cs="Courier New"/>
+          <w:noProof/>
+          <w:color w:val="auto"/>
+          <w:sz w:val="20"/>
+          <w:szCs w:val="22"/>
+        </w:rPr>
+        <w:t>-rw------- 1 john john 1728094 Jun 26 16:01 File_Access.txt</w:t>
+      </w:r>
+    </w:p>
+    <w:p>
+      <w:pPr>
+        <w:pStyle w:val="Heading1"/>
+      </w:pPr>
+      <w:r>
+        <w:t>Step 1 Find the information and remove unneeded stuff</w:t>
+      </w:r>
+    </w:p>
+    <w:p>
+      <w:pPr>
+        <w:pStyle w:val="Heading2"/>
+        <w:rPr>
+          <w:noProof/>
+        </w:rPr>
+      </w:pPr>
+      <w:r>
+        <w:rPr>
+          <w:noProof/>
+        </w:rPr>
+        <w:t>Take a look at the file</w:t>
+      </w:r>
+    </w:p>
+    <w:p>
+      <w:pPr>
+        <w:rPr>
+          <w:noProof/>
+        </w:rPr>
+      </w:pPr>
+      <w:r>
+        <w:rPr>
+          <w:noProof/>
+        </w:rPr>
+        <w:t xml:space="preserve">First, we must do some reconnaissance.  We need to examine the file to find a key phrase or character string we can search for so that we can extract the file names.  </w:t>
+      </w:r>
+      <w:r>
+        <w:rPr>
+          <w:noProof/>
+        </w:rPr>
+        <w:t xml:space="preserve">The senior member of the incident response team has told us </w:t>
+      </w:r>
+      <w:r>
+        <w:rPr>
+          <w:noProof/>
+        </w:rPr>
+        <w:t>t</w:t>
+      </w:r>
+      <w:r>
+        <w:rPr>
+          <w:noProof/>
+        </w:rPr>
+        <w:t>hat file access on Windows systems is often recorded with Event ID 4663.</w:t>
+      </w:r>
+    </w:p>
+    <w:p>
+      <w:pPr>
+        <w:rPr>
+          <w:noProof/>
+        </w:rPr>
+      </w:pPr>
+      <w:r>
+        <w:rPr>
+          <w:noProof/>
+        </w:rPr>
+        <w:t>Open the file using less.</w:t>
+      </w:r>
+    </w:p>
+    <w:p>
+      <w:pPr>
+        <w:rPr>
+          <w:noProof/>
+        </w:rPr>
+      </w:pPr>
+      <w:r>
+        <w:rPr>
+          <w:rFonts w:ascii="Courier New" w:hAnsi="Courier New" w:cs="Courier New"/>
+          <w:noProof/>
+          <w:sz w:val="20"/>
+        </w:rPr>
+        <w:lastRenderedPageBreak/>
+        <w:t>[john@john ~]$ less File_Access.txt</w:t>
+      </w:r>
+    </w:p>
+    <w:p>
+      <w:pPr>
+        <w:rPr>
+          <w:noProof/>
+        </w:rPr>
+      </w:pPr>
+      <w:r>
+        <w:rPr>
+          <w:noProof/>
+        </w:rPr>
+        <w:t xml:space="preserve">There is an easy to use search feature in </w:t>
+      </w:r>
+      <w:r>
+        <w:rPr>
+          <w:rFonts w:ascii="Courier New" w:hAnsi="Courier New" w:cs="Courier New"/>
+          <w:noProof/>
+        </w:rPr>
+        <w:t>less</w:t>
+      </w:r>
+      <w:r>
+        <w:rPr>
+          <w:noProof/>
+        </w:rPr>
+        <w:t>; type a forward slash (on the question mark key),enter the search term, and press return</w:t>
+      </w:r>
+      <w:r>
+        <w:rPr>
+          <w:noProof/>
+        </w:rPr>
+        <w:t>.  In our case we are looking for 4663</w:t>
+      </w:r>
+      <w:r>
+        <w:rPr>
+          <w:noProof/>
+        </w:rPr>
+        <w:t>, which is the Windows Event ID for an attempt to access a file or object.</w:t>
+      </w:r>
+    </w:p>
+    <w:p>
+      <w:pPr>
+        <w:rPr>
+          <w:noProof/>
+        </w:rPr>
+      </w:pPr>
+      <w:r>
+        <w:rPr>
+          <w:noProof/>
+        </w:rPr>
+        <w:drawing>
+          <wp:inline distT="0" distB="0" distL="0" distR="0" wp14:anchorId="738B4F7D" wp14:editId="427557FC">
+            <wp:extent cx="4518561" cy="394537"/>
+            <wp:effectExtent l="0" t="0" r="0" b="5715"/>
+            <wp:docPr id="3" name="Picture 3"/>
+            <wp:cNvGraphicFramePr>
+              <a:graphicFrameLocks xmlns:a="http://schemas.openxmlformats.org/drawingml/2006/main" noChangeAspect="1"/>
+            </wp:cNvGraphicFramePr>
+            <a:graphic xmlns:a="http://schemas.openxmlformats.org/drawingml/2006/main">
+              <a:graphicData uri="http://schemas.openxmlformats.org/drawingml/2006/picture">
+                <pic:pic xmlns:pic="http://schemas.openxmlformats.org/drawingml/2006/picture">
+                  <pic:nvPicPr>
+                    <pic:cNvPr id="1" name=""/>
+                    <pic:cNvPicPr/>
+                  </pic:nvPicPr>
+                  <pic:blipFill>
+                    <a:blip r:embed="rId7"/>
+                    <a:stretch>
+                      <a:fillRect/>
+                    </a:stretch>
+                  </pic:blipFill>
+                  <pic:spPr>
+                    <a:xfrm>
+                      <a:off x="0" y="0"/>
                       <a:ext cx="5708935" cy="498474"/>
                     </a:xfrm>
                     <a:prstGeom prst="rect">
@@ -650,761 +780,836 @@
           <w:sz w:val="18"/>
           <w:szCs w:val="18"/>
         </w:rPr>
+        <w:t>Event[2914]:</w:t>
+      </w:r>
+    </w:p>
+    <w:p>
+      <w:pPr>
+        <w:spacing w:after="0"/>
+        <w:rPr>
+          <w:rFonts w:ascii="Courier New" w:hAnsi="Courier New" w:cs="Courier New"/>
+          <w:noProof/>
+          <w:sz w:val="18"/>
+          <w:szCs w:val="18"/>
+        </w:rPr>
+      </w:pPr>
+      <w:r>
+        <w:rPr>
+          <w:rFonts w:ascii="Courier New" w:hAnsi="Courier New" w:cs="Courier New"/>
+          <w:noProof/>
+          <w:sz w:val="18"/>
+          <w:szCs w:val="18"/>
+        </w:rPr>
+        <w:t xml:space="preserve">  Log Name: Security</w:t>
+      </w:r>
+    </w:p>
+    <w:p>
+      <w:pPr>
+        <w:spacing w:after="0"/>
+        <w:rPr>
+          <w:rFonts w:ascii="Courier New" w:hAnsi="Courier New" w:cs="Courier New"/>
+          <w:noProof/>
+          <w:sz w:val="18"/>
+          <w:szCs w:val="18"/>
+        </w:rPr>
+      </w:pPr>
+      <w:r>
+        <w:rPr>
+          <w:rFonts w:ascii="Courier New" w:hAnsi="Courier New" w:cs="Courier New"/>
+          <w:noProof/>
+          <w:sz w:val="18"/>
+          <w:szCs w:val="18"/>
+        </w:rPr>
+        <w:t xml:space="preserve">  Source: Microsoft-Windows-Security-Auditing</w:t>
+      </w:r>
+    </w:p>
+    <w:p>
+      <w:pPr>
+        <w:spacing w:after="0"/>
+        <w:rPr>
+          <w:rFonts w:ascii="Courier New" w:hAnsi="Courier New" w:cs="Courier New"/>
+          <w:noProof/>
+          <w:sz w:val="18"/>
+          <w:szCs w:val="18"/>
+        </w:rPr>
+      </w:pPr>
+      <w:r>
+        <w:rPr>
+          <w:rFonts w:ascii="Courier New" w:hAnsi="Courier New" w:cs="Courier New"/>
+          <w:noProof/>
+          <w:sz w:val="18"/>
+          <w:szCs w:val="18"/>
+        </w:rPr>
+        <w:t xml:space="preserve">  Date: 2020-06-26T13:43:55.525</w:t>
+      </w:r>
+    </w:p>
+    <w:p>
+      <w:pPr>
+        <w:spacing w:after="0"/>
+        <w:rPr>
+          <w:rFonts w:ascii="Courier New" w:hAnsi="Courier New" w:cs="Courier New"/>
+          <w:noProof/>
+          <w:sz w:val="18"/>
+          <w:szCs w:val="18"/>
+        </w:rPr>
+      </w:pPr>
+      <w:r>
+        <w:rPr>
+          <w:rFonts w:ascii="Courier New" w:hAnsi="Courier New" w:cs="Courier New"/>
+          <w:noProof/>
+          <w:sz w:val="18"/>
+          <w:szCs w:val="18"/>
+        </w:rPr>
+        <w:t xml:space="preserve">  </w:t>
+      </w:r>
+      <w:r>
+        <w:rPr>
+          <w:rFonts w:ascii="Courier New" w:hAnsi="Courier New" w:cs="Courier New"/>
+          <w:noProof/>
+          <w:sz w:val="18"/>
+          <w:szCs w:val="18"/>
+          <w:highlight w:val="yellow"/>
+        </w:rPr>
+        <w:t>Event ID: 4663</w:t>
+      </w:r>
+    </w:p>
+    <w:p>
+      <w:pPr>
+        <w:spacing w:after="0"/>
+        <w:rPr>
+          <w:rFonts w:ascii="Courier New" w:hAnsi="Courier New" w:cs="Courier New"/>
+          <w:noProof/>
+          <w:sz w:val="18"/>
+          <w:szCs w:val="18"/>
+        </w:rPr>
+      </w:pPr>
+      <w:r>
+        <w:rPr>
+          <w:rFonts w:ascii="Courier New" w:hAnsi="Courier New" w:cs="Courier New"/>
+          <w:noProof/>
+          <w:sz w:val="18"/>
+          <w:szCs w:val="18"/>
+        </w:rPr>
+        <w:t xml:space="preserve">  Task: File System</w:t>
+      </w:r>
+    </w:p>
+    <w:p>
+      <w:pPr>
+        <w:spacing w:after="0"/>
+        <w:rPr>
+          <w:rFonts w:ascii="Courier New" w:hAnsi="Courier New" w:cs="Courier New"/>
+          <w:noProof/>
+          <w:sz w:val="18"/>
+          <w:szCs w:val="18"/>
+        </w:rPr>
+      </w:pPr>
+      <w:r>
+        <w:rPr>
+          <w:rFonts w:ascii="Courier New" w:hAnsi="Courier New" w:cs="Courier New"/>
+          <w:noProof/>
+          <w:sz w:val="18"/>
+          <w:szCs w:val="18"/>
+        </w:rPr>
+        <w:t xml:space="preserve">  Level: Information</w:t>
+      </w:r>
+    </w:p>
+    <w:p>
+      <w:pPr>
+        <w:spacing w:after="0"/>
+        <w:rPr>
+          <w:rFonts w:ascii="Courier New" w:hAnsi="Courier New" w:cs="Courier New"/>
+          <w:noProof/>
+          <w:sz w:val="18"/>
+          <w:szCs w:val="18"/>
+        </w:rPr>
+      </w:pPr>
+      <w:r>
+        <w:rPr>
+          <w:rFonts w:ascii="Courier New" w:hAnsi="Courier New" w:cs="Courier New"/>
+          <w:noProof/>
+          <w:sz w:val="18"/>
+          <w:szCs w:val="18"/>
+        </w:rPr>
+        <w:t xml:space="preserve">  Opcode: Info</w:t>
+      </w:r>
+    </w:p>
+    <w:p>
+      <w:pPr>
+        <w:spacing w:after="0"/>
+        <w:rPr>
+          <w:rFonts w:ascii="Courier New" w:hAnsi="Courier New" w:cs="Courier New"/>
+          <w:noProof/>
+          <w:sz w:val="18"/>
+          <w:szCs w:val="18"/>
+        </w:rPr>
+      </w:pPr>
+      <w:r>
+        <w:rPr>
+          <w:rFonts w:ascii="Courier New" w:hAnsi="Courier New" w:cs="Courier New"/>
+          <w:noProof/>
+          <w:sz w:val="18"/>
+          <w:szCs w:val="18"/>
+        </w:rPr>
+        <w:t xml:space="preserve">  Keyword: Audit Success</w:t>
+      </w:r>
+    </w:p>
+    <w:p>
+      <w:pPr>
+        <w:spacing w:after="0"/>
+        <w:rPr>
+          <w:rFonts w:ascii="Courier New" w:hAnsi="Courier New" w:cs="Courier New"/>
+          <w:noProof/>
+          <w:sz w:val="18"/>
+          <w:szCs w:val="18"/>
+        </w:rPr>
+      </w:pPr>
+      <w:r>
+        <w:rPr>
+          <w:rFonts w:ascii="Courier New" w:hAnsi="Courier New" w:cs="Courier New"/>
+          <w:noProof/>
+          <w:sz w:val="18"/>
+          <w:szCs w:val="18"/>
+        </w:rPr>
+        <w:t xml:space="preserve">  User: N/A</w:t>
+      </w:r>
+    </w:p>
+    <w:p>
+      <w:pPr>
+        <w:spacing w:after="0"/>
+        <w:rPr>
+          <w:rFonts w:ascii="Courier New" w:hAnsi="Courier New" w:cs="Courier New"/>
+          <w:noProof/>
+          <w:sz w:val="18"/>
+          <w:szCs w:val="18"/>
+        </w:rPr>
+      </w:pPr>
+      <w:r>
+        <w:rPr>
+          <w:rFonts w:ascii="Courier New" w:hAnsi="Courier New" w:cs="Courier New"/>
+          <w:noProof/>
+          <w:sz w:val="18"/>
+          <w:szCs w:val="18"/>
+        </w:rPr>
+        <w:t xml:space="preserve">  User Name: N/A</w:t>
+      </w:r>
+    </w:p>
+    <w:p>
+      <w:pPr>
+        <w:spacing w:after="0"/>
+        <w:rPr>
+          <w:rFonts w:ascii="Courier New" w:hAnsi="Courier New" w:cs="Courier New"/>
+          <w:noProof/>
+          <w:sz w:val="18"/>
+          <w:szCs w:val="18"/>
+        </w:rPr>
+      </w:pPr>
+      <w:r>
+        <w:rPr>
+          <w:rFonts w:ascii="Courier New" w:hAnsi="Courier New" w:cs="Courier New"/>
+          <w:noProof/>
+          <w:sz w:val="18"/>
+          <w:szCs w:val="18"/>
+        </w:rPr>
+        <w:t xml:space="preserve">  Computer: DESKTOP-UR71QBS</w:t>
+      </w:r>
+    </w:p>
+    <w:p>
+      <w:pPr>
+        <w:spacing w:after="0"/>
+        <w:rPr>
+          <w:rFonts w:ascii="Courier New" w:hAnsi="Courier New" w:cs="Courier New"/>
+          <w:noProof/>
+          <w:sz w:val="18"/>
+          <w:szCs w:val="18"/>
+        </w:rPr>
+      </w:pPr>
+      <w:r>
+        <w:rPr>
+          <w:rFonts w:ascii="Courier New" w:hAnsi="Courier New" w:cs="Courier New"/>
+          <w:noProof/>
+          <w:sz w:val="18"/>
+          <w:szCs w:val="18"/>
+        </w:rPr>
+        <w:t xml:space="preserve">  Description: </w:t>
+      </w:r>
+    </w:p>
+    <w:p>
+      <w:pPr>
+        <w:spacing w:after="0"/>
+        <w:rPr>
+          <w:rFonts w:ascii="Courier New" w:hAnsi="Courier New" w:cs="Courier New"/>
+          <w:noProof/>
+          <w:sz w:val="18"/>
+          <w:szCs w:val="18"/>
+        </w:rPr>
+      </w:pPr>
+      <w:r>
+        <w:rPr>
+          <w:rFonts w:ascii="Courier New" w:hAnsi="Courier New" w:cs="Courier New"/>
+          <w:noProof/>
+          <w:sz w:val="18"/>
+          <w:szCs w:val="18"/>
+        </w:rPr>
+        <w:t>An attempt was made to access an object.</w:t>
+      </w:r>
+    </w:p>
+    <w:p>
+      <w:pPr>
+        <w:spacing w:after="0"/>
+        <w:rPr>
+          <w:rFonts w:ascii="Courier New" w:hAnsi="Courier New" w:cs="Courier New"/>
+          <w:noProof/>
+          <w:sz w:val="18"/>
+          <w:szCs w:val="18"/>
+        </w:rPr>
+      </w:pPr>
+    </w:p>
+    <w:p>
+      <w:pPr>
+        <w:spacing w:after="0"/>
+        <w:rPr>
+          <w:rFonts w:ascii="Courier New" w:hAnsi="Courier New" w:cs="Courier New"/>
+          <w:noProof/>
+          <w:sz w:val="18"/>
+          <w:szCs w:val="18"/>
+        </w:rPr>
+      </w:pPr>
+      <w:r>
+        <w:rPr>
+          <w:rFonts w:ascii="Courier New" w:hAnsi="Courier New" w:cs="Courier New"/>
+          <w:noProof/>
+          <w:sz w:val="18"/>
+          <w:szCs w:val="18"/>
+        </w:rPr>
+        <w:t>Subject:</w:t>
+      </w:r>
+    </w:p>
+    <w:p>
+      <w:pPr>
+        <w:spacing w:after="0"/>
+        <w:rPr>
+          <w:rFonts w:ascii="Courier New" w:hAnsi="Courier New" w:cs="Courier New"/>
+          <w:noProof/>
+          <w:sz w:val="18"/>
+          <w:szCs w:val="18"/>
+        </w:rPr>
+      </w:pPr>
+      <w:r>
+        <w:rPr>
+          <w:rFonts w:ascii="Courier New" w:hAnsi="Courier New" w:cs="Courier New"/>
+          <w:noProof/>
+          <w:sz w:val="18"/>
+          <w:szCs w:val="18"/>
+        </w:rPr>
+        <w:t xml:space="preserve">        Security ID:            S-1-5-21-999993552-654098596-4043940906-1002</w:t>
+      </w:r>
+    </w:p>
+    <w:p>
+      <w:pPr>
+        <w:spacing w:after="0"/>
+        <w:rPr>
+          <w:rFonts w:ascii="Courier New" w:hAnsi="Courier New" w:cs="Courier New"/>
+          <w:noProof/>
+          <w:sz w:val="18"/>
+          <w:szCs w:val="18"/>
+        </w:rPr>
+      </w:pPr>
+      <w:r>
+        <w:rPr>
+          <w:rFonts w:ascii="Courier New" w:hAnsi="Courier New" w:cs="Courier New"/>
+          <w:noProof/>
+          <w:sz w:val="18"/>
+          <w:szCs w:val="18"/>
+        </w:rPr>
+        <w:t xml:space="preserve">        Account Name:           evilhacker</w:t>
+      </w:r>
+    </w:p>
+    <w:p>
+      <w:pPr>
+        <w:spacing w:after="0"/>
+        <w:rPr>
+          <w:rFonts w:ascii="Courier New" w:hAnsi="Courier New" w:cs="Courier New"/>
+          <w:noProof/>
+          <w:sz w:val="18"/>
+          <w:szCs w:val="18"/>
+        </w:rPr>
+      </w:pPr>
+      <w:r>
+        <w:rPr>
+          <w:rFonts w:ascii="Courier New" w:hAnsi="Courier New" w:cs="Courier New"/>
+          <w:noProof/>
+          <w:sz w:val="18"/>
+          <w:szCs w:val="18"/>
+        </w:rPr>
+        <w:t xml:space="preserve">        Account Domain:         DESKTOP-UR71QBS</w:t>
+      </w:r>
+    </w:p>
+    <w:p>
+      <w:pPr>
+        <w:spacing w:after="0"/>
+        <w:rPr>
+          <w:rFonts w:ascii="Courier New" w:hAnsi="Courier New" w:cs="Courier New"/>
+          <w:noProof/>
+          <w:sz w:val="18"/>
+          <w:szCs w:val="18"/>
+        </w:rPr>
+      </w:pPr>
+      <w:r>
+        <w:rPr>
+          <w:rFonts w:ascii="Courier New" w:hAnsi="Courier New" w:cs="Courier New"/>
+          <w:noProof/>
+          <w:sz w:val="18"/>
+          <w:szCs w:val="18"/>
+        </w:rPr>
+        <w:t xml:space="preserve">        Logon ID:               0x4E7A7</w:t>
+      </w:r>
+    </w:p>
+    <w:p>
+      <w:pPr>
+        <w:spacing w:after="0"/>
+        <w:rPr>
+          <w:rFonts w:ascii="Courier New" w:hAnsi="Courier New" w:cs="Courier New"/>
+          <w:noProof/>
+          <w:sz w:val="18"/>
+          <w:szCs w:val="18"/>
+        </w:rPr>
+      </w:pPr>
+    </w:p>
+    <w:p>
+      <w:pPr>
+        <w:spacing w:after="0"/>
+        <w:rPr>
+          <w:rFonts w:ascii="Courier New" w:hAnsi="Courier New" w:cs="Courier New"/>
+          <w:noProof/>
+          <w:sz w:val="18"/>
+          <w:szCs w:val="18"/>
+        </w:rPr>
+      </w:pPr>
+      <w:r>
+        <w:rPr>
+          <w:rFonts w:ascii="Courier New" w:hAnsi="Courier New" w:cs="Courier New"/>
+          <w:noProof/>
+          <w:sz w:val="18"/>
+          <w:szCs w:val="18"/>
+        </w:rPr>
+        <w:t>Object:</w:t>
+      </w:r>
+    </w:p>
+    <w:p>
+      <w:pPr>
+        <w:spacing w:after="0"/>
+        <w:rPr>
+          <w:rFonts w:ascii="Courier New" w:hAnsi="Courier New" w:cs="Courier New"/>
+          <w:noProof/>
+          <w:sz w:val="18"/>
+          <w:szCs w:val="18"/>
+        </w:rPr>
+      </w:pPr>
+      <w:r>
+        <w:rPr>
+          <w:rFonts w:ascii="Courier New" w:hAnsi="Courier New" w:cs="Courier New"/>
+          <w:noProof/>
+          <w:sz w:val="18"/>
+          <w:szCs w:val="18"/>
+        </w:rPr>
+        <w:t xml:space="preserve">        Object Server:          Security</w:t>
+      </w:r>
+    </w:p>
+    <w:p>
+      <w:pPr>
+        <w:spacing w:after="0"/>
+        <w:rPr>
+          <w:rFonts w:ascii="Courier New" w:hAnsi="Courier New" w:cs="Courier New"/>
+          <w:noProof/>
+          <w:sz w:val="18"/>
+          <w:szCs w:val="18"/>
+        </w:rPr>
+      </w:pPr>
+      <w:r>
+        <w:rPr>
+          <w:rFonts w:ascii="Courier New" w:hAnsi="Courier New" w:cs="Courier New"/>
+          <w:noProof/>
+          <w:sz w:val="18"/>
+          <w:szCs w:val="18"/>
+        </w:rPr>
+        <w:t xml:space="preserve">        Object Type:            File</w:t>
+      </w:r>
+    </w:p>
+    <w:p>
+      <w:pPr>
+        <w:spacing w:after="0"/>
+        <w:rPr>
+          <w:rFonts w:ascii="Courier New" w:hAnsi="Courier New" w:cs="Courier New"/>
+          <w:noProof/>
+          <w:sz w:val="18"/>
+          <w:szCs w:val="18"/>
+        </w:rPr>
+      </w:pPr>
+      <w:r>
+        <w:rPr>
+          <w:rFonts w:ascii="Courier New" w:hAnsi="Courier New" w:cs="Courier New"/>
+          <w:noProof/>
+          <w:sz w:val="18"/>
+          <w:szCs w:val="18"/>
+        </w:rPr>
+        <w:t xml:space="preserve">        </w:t>
+      </w:r>
+      <w:r>
+        <w:rPr>
+          <w:rFonts w:ascii="Courier New" w:hAnsi="Courier New" w:cs="Courier New"/>
+          <w:noProof/>
+          <w:sz w:val="18"/>
+          <w:szCs w:val="18"/>
+          <w:highlight w:val="yellow"/>
+        </w:rPr>
+        <w:t>Object Name:            C:\SharedFiles\games\approvedgames.txt</w:t>
+      </w:r>
+    </w:p>
+    <w:p>
+      <w:pPr>
+        <w:spacing w:after="0"/>
+        <w:rPr>
+          <w:rFonts w:ascii="Courier New" w:hAnsi="Courier New" w:cs="Courier New"/>
+          <w:noProof/>
+          <w:sz w:val="18"/>
+          <w:szCs w:val="18"/>
+        </w:rPr>
+      </w:pPr>
+      <w:r>
+        <w:rPr>
+          <w:rFonts w:ascii="Courier New" w:hAnsi="Courier New" w:cs="Courier New"/>
+          <w:noProof/>
+          <w:sz w:val="18"/>
+          <w:szCs w:val="18"/>
+        </w:rPr>
+        <w:t xml:space="preserve">        Handle ID:              0x2da8</w:t>
+      </w:r>
+    </w:p>
+    <w:p>
+      <w:pPr>
+        <w:spacing w:after="0"/>
+        <w:rPr>
+          <w:rFonts w:ascii="Courier New" w:hAnsi="Courier New" w:cs="Courier New"/>
+          <w:noProof/>
+          <w:sz w:val="18"/>
+          <w:szCs w:val="18"/>
+        </w:rPr>
+      </w:pPr>
+      <w:r>
+        <w:rPr>
+          <w:rFonts w:ascii="Courier New" w:hAnsi="Courier New" w:cs="Courier New"/>
+          <w:noProof/>
+          <w:sz w:val="18"/>
+          <w:szCs w:val="18"/>
+        </w:rPr>
+        <w:t xml:space="preserve">        Resource Attributes:    S:AI</w:t>
+      </w:r>
+    </w:p>
+    <w:p>
+      <w:pPr>
+        <w:spacing w:after="0"/>
+        <w:rPr>
+          <w:rFonts w:ascii="Courier New" w:hAnsi="Courier New" w:cs="Courier New"/>
+          <w:noProof/>
+          <w:sz w:val="18"/>
+          <w:szCs w:val="18"/>
+        </w:rPr>
+      </w:pPr>
+    </w:p>
+    <w:p>
+      <w:pPr>
+        <w:spacing w:after="0"/>
+        <w:rPr>
+          <w:rFonts w:ascii="Courier New" w:hAnsi="Courier New" w:cs="Courier New"/>
+          <w:noProof/>
+          <w:sz w:val="18"/>
+          <w:szCs w:val="18"/>
+        </w:rPr>
+      </w:pPr>
+      <w:r>
+        <w:rPr>
+          <w:rFonts w:ascii="Courier New" w:hAnsi="Courier New" w:cs="Courier New"/>
+          <w:noProof/>
+          <w:sz w:val="18"/>
+          <w:szCs w:val="18"/>
+        </w:rPr>
+        <w:t>Process Information:</w:t>
+      </w:r>
+    </w:p>
+    <w:p>
+      <w:pPr>
+        <w:spacing w:after="0"/>
+        <w:rPr>
+          <w:rFonts w:ascii="Courier New" w:hAnsi="Courier New" w:cs="Courier New"/>
+          <w:noProof/>
+          <w:sz w:val="18"/>
+          <w:szCs w:val="18"/>
+        </w:rPr>
+      </w:pPr>
+      <w:r>
+        <w:rPr>
+          <w:rFonts w:ascii="Courier New" w:hAnsi="Courier New" w:cs="Courier New"/>
+          <w:noProof/>
+          <w:sz w:val="18"/>
+          <w:szCs w:val="18"/>
+        </w:rPr>
+        <w:t xml:space="preserve">        Process ID:             0x4</w:t>
+      </w:r>
+    </w:p>
+    <w:p>
+      <w:pPr>
+        <w:spacing w:after="0"/>
+        <w:rPr>
+          <w:rFonts w:ascii="Courier New" w:hAnsi="Courier New" w:cs="Courier New"/>
+          <w:noProof/>
+          <w:sz w:val="18"/>
+          <w:szCs w:val="18"/>
+        </w:rPr>
+      </w:pPr>
+      <w:r>
+        <w:rPr>
+          <w:rFonts w:ascii="Courier New" w:hAnsi="Courier New" w:cs="Courier New"/>
+          <w:noProof/>
+          <w:sz w:val="18"/>
+          <w:szCs w:val="18"/>
+        </w:rPr>
+        <w:t xml:space="preserve">        Process Name:           </w:t>
+      </w:r>
+    </w:p>
+    <w:p>
+      <w:pPr>
+        <w:spacing w:after="0"/>
+        <w:rPr>
+          <w:rFonts w:ascii="Courier New" w:hAnsi="Courier New" w:cs="Courier New"/>
+          <w:noProof/>
+          <w:sz w:val="18"/>
+          <w:szCs w:val="18"/>
+        </w:rPr>
+      </w:pPr>
+    </w:p>
+    <w:p>
+      <w:pPr>
+        <w:spacing w:after="0"/>
+        <w:rPr>
+          <w:rFonts w:ascii="Courier New" w:hAnsi="Courier New" w:cs="Courier New"/>
+          <w:noProof/>
+          <w:sz w:val="18"/>
+          <w:szCs w:val="18"/>
+        </w:rPr>
+      </w:pPr>
+      <w:r>
+        <w:rPr>
+          <w:rFonts w:ascii="Courier New" w:hAnsi="Courier New" w:cs="Courier New"/>
+          <w:noProof/>
+          <w:sz w:val="18"/>
+          <w:szCs w:val="18"/>
+        </w:rPr>
+        <w:t>Access Request Information:</w:t>
+      </w:r>
+    </w:p>
+    <w:p>
+      <w:pPr>
+        <w:spacing w:after="0"/>
+        <w:rPr>
+          <w:rFonts w:ascii="Courier New" w:hAnsi="Courier New" w:cs="Courier New"/>
+          <w:noProof/>
+          <w:sz w:val="18"/>
+          <w:szCs w:val="18"/>
+        </w:rPr>
+      </w:pPr>
+      <w:r>
+        <w:rPr>
+          <w:rFonts w:ascii="Courier New" w:hAnsi="Courier New" w:cs="Courier New"/>
+          <w:noProof/>
+          <w:sz w:val="18"/>
+          <w:szCs w:val="18"/>
+        </w:rPr>
+        <w:t xml:space="preserve">        Accesses:               READ_CONTROL</w:t>
+      </w:r>
+    </w:p>
+    <w:p>
+      <w:pPr>
+        <w:spacing w:after="0"/>
+        <w:rPr>
+          <w:rFonts w:ascii="Courier New" w:hAnsi="Courier New" w:cs="Courier New"/>
+          <w:noProof/>
+          <w:sz w:val="18"/>
+          <w:szCs w:val="18"/>
+        </w:rPr>
+      </w:pPr>
+      <w:r>
+        <w:rPr>
+          <w:rFonts w:ascii="Courier New" w:hAnsi="Courier New" w:cs="Courier New"/>
+          <w:noProof/>
+          <w:sz w:val="18"/>
+          <w:szCs w:val="18"/>
+        </w:rPr>
+        <w:t xml:space="preserve">                                </w:t>
+      </w:r>
+    </w:p>
+    <w:p>
+      <w:pPr>
+        <w:rPr>
+          <w:rFonts w:ascii="Courier New" w:hAnsi="Courier New" w:cs="Courier New"/>
+          <w:noProof/>
+          <w:sz w:val="18"/>
+          <w:szCs w:val="18"/>
+        </w:rPr>
+      </w:pPr>
+      <w:r>
+        <w:rPr>
+          <w:rFonts w:ascii="Courier New" w:hAnsi="Courier New" w:cs="Courier New"/>
+          <w:noProof/>
+          <w:sz w:val="18"/>
+          <w:szCs w:val="18"/>
+        </w:rPr>
+        <w:t xml:space="preserve">        Access Mask:            0x20000</w:t>
+      </w:r>
+    </w:p>
+    <w:p>
+      <w:pPr>
+        <w:rPr>
+          <w:noProof/>
+        </w:rPr>
+      </w:pPr>
+      <w:r>
+        <w:rPr>
+          <w:noProof/>
+        </w:rPr>
+        <w:t>It looks like all of the file names are preceded by “Object Name:”.  We can try that as a key phrase to search for.</w:t>
+      </w:r>
+    </w:p>
+    <w:p>
+      <w:pPr>
+        <w:pStyle w:val="Heading2"/>
+        <w:rPr>
+          <w:noProof/>
+        </w:rPr>
+      </w:pPr>
+      <w:r>
+        <w:rPr>
+          <w:noProof/>
+        </w:rPr>
+        <w:t>E</w:t>
+      </w:r>
+      <w:r>
+        <w:rPr>
+          <w:noProof/>
+        </w:rPr>
+        <w:t>xtract lines containing our key phrase</w:t>
+      </w:r>
+    </w:p>
+    <w:p>
+      <w:pPr>
+        <w:rPr>
+          <w:noProof/>
+        </w:rPr>
+      </w:pPr>
+      <w:r>
+        <w:t>In its most basic mode, grep extracts any line that contains our search term.  Use “</w:t>
+      </w:r>
+      <w:r>
+        <w:rPr>
+          <w:rFonts w:ascii="Courier New" w:hAnsi="Courier New" w:cs="Courier New"/>
+          <w:noProof/>
+          <w:sz w:val="20"/>
+        </w:rPr>
+        <w:t xml:space="preserve">grep </w:t>
+      </w:r>
+      <w:r>
+        <w:rPr>
+          <w:rFonts w:ascii="Courier New" w:hAnsi="Courier New" w:cs="Courier New"/>
+          <w:noProof/>
+          <w:sz w:val="20"/>
+        </w:rPr>
+        <w:t>--</w:t>
+      </w:r>
+      <w:r>
+        <w:rPr>
+          <w:rFonts w:ascii="Courier New" w:hAnsi="Courier New" w:cs="Courier New"/>
+          <w:noProof/>
+          <w:sz w:val="20"/>
+        </w:rPr>
+        <w:t>help</w:t>
+      </w:r>
+      <w:r>
+        <w:t>” to see the format that grep uses.  For our use, you should find this command works well enough.</w:t>
+      </w:r>
+      <w:r>
+        <w:rPr>
+          <w:noProof/>
+        </w:rPr>
+        <w:t xml:space="preserve"> </w:t>
+      </w:r>
+    </w:p>
+    <w:p>
+      <w:pPr>
+        <w:spacing w:after="0"/>
+        <w:rPr>
+          <w:rFonts w:ascii="Courier New" w:hAnsi="Courier New" w:cs="Courier New"/>
+          <w:noProof/>
+          <w:sz w:val="20"/>
+        </w:rPr>
+      </w:pPr>
+      <w:r>
+        <w:rPr>
+          <w:rFonts w:ascii="Courier New" w:hAnsi="Courier New" w:cs="Courier New"/>
+          <w:noProof/>
+          <w:sz w:val="20"/>
+        </w:rPr>
+        <w:t>[john@john ~]$ grep "</w:t>
+      </w:r>
+      <w:r>
+        <w:rPr>
+          <w:rFonts w:ascii="Courier New" w:hAnsi="Courier New" w:cs="Courier New"/>
+          <w:noProof/>
+          <w:sz w:val="20"/>
+        </w:rPr>
+        <w:t>Object</w:t>
+      </w:r>
+      <w:r>
+        <w:rPr>
+          <w:rFonts w:ascii="Courier New" w:hAnsi="Courier New" w:cs="Courier New"/>
+          <w:noProof/>
+          <w:sz w:val="20"/>
+        </w:rPr>
+        <w:t xml:space="preserve"> Name:" File_Access.txt</w:t>
+      </w:r>
+    </w:p>
+    <w:p>
+      <w:pPr>
+        <w:spacing w:after="0"/>
+        <w:rPr>
+          <w:rFonts w:ascii="Courier New" w:hAnsi="Courier New" w:cs="Courier New"/>
+          <w:noProof/>
+          <w:sz w:val="20"/>
+        </w:rPr>
+      </w:pPr>
+    </w:p>
+    <w:p>
+      <w:pPr>
+        <w:rPr>
+          <w:noProof/>
+        </w:rPr>
+      </w:pPr>
+      <w:r>
         <w:lastRenderedPageBreak/>
-        <w:t>Event[2914]:</w:t>
-      </w:r>
-    </w:p>
-    <w:p>
-      <w:pPr>
-        <w:spacing w:after="0"/>
-        <w:rPr>
-          <w:rFonts w:ascii="Courier New" w:hAnsi="Courier New" w:cs="Courier New"/>
-          <w:noProof/>
-          <w:sz w:val="18"/>
-          <w:szCs w:val="18"/>
-        </w:rPr>
-      </w:pPr>
-      <w:r>
-        <w:rPr>
-          <w:rFonts w:ascii="Courier New" w:hAnsi="Courier New" w:cs="Courier New"/>
-          <w:noProof/>
-          <w:sz w:val="18"/>
-          <w:szCs w:val="18"/>
-        </w:rPr>
-        <w:t xml:space="preserve">  Log Name: Security</w:t>
-      </w:r>
-    </w:p>
-    <w:p>
-      <w:pPr>
-        <w:spacing w:after="0"/>
-        <w:rPr>
-          <w:rFonts w:ascii="Courier New" w:hAnsi="Courier New" w:cs="Courier New"/>
-          <w:noProof/>
-          <w:sz w:val="18"/>
-          <w:szCs w:val="18"/>
-        </w:rPr>
-      </w:pPr>
-      <w:r>
-        <w:rPr>
-          <w:rFonts w:ascii="Courier New" w:hAnsi="Courier New" w:cs="Courier New"/>
-          <w:noProof/>
-          <w:sz w:val="18"/>
-          <w:szCs w:val="18"/>
-        </w:rPr>
-        <w:t xml:space="preserve">  Source: Microsoft-Windows-Security-Auditing</w:t>
-      </w:r>
-    </w:p>
-    <w:p>
-      <w:pPr>
-        <w:spacing w:after="0"/>
-        <w:rPr>
-          <w:rFonts w:ascii="Courier New" w:hAnsi="Courier New" w:cs="Courier New"/>
-          <w:noProof/>
-          <w:sz w:val="18"/>
-          <w:szCs w:val="18"/>
-        </w:rPr>
-      </w:pPr>
-      <w:r>
-        <w:rPr>
-          <w:rFonts w:ascii="Courier New" w:hAnsi="Courier New" w:cs="Courier New"/>
-          <w:noProof/>
-          <w:sz w:val="18"/>
-          <w:szCs w:val="18"/>
-        </w:rPr>
-        <w:t xml:space="preserve">  Date: 2020-06-26T13:43:55.525</w:t>
-      </w:r>
-    </w:p>
-    <w:p>
-      <w:pPr>
-        <w:spacing w:after="0"/>
-        <w:rPr>
-          <w:rFonts w:ascii="Courier New" w:hAnsi="Courier New" w:cs="Courier New"/>
-          <w:noProof/>
-          <w:sz w:val="18"/>
-          <w:szCs w:val="18"/>
-        </w:rPr>
-      </w:pPr>
-      <w:r>
-        <w:rPr>
-          <w:rFonts w:ascii="Courier New" w:hAnsi="Courier New" w:cs="Courier New"/>
-          <w:noProof/>
-          <w:sz w:val="18"/>
-          <w:szCs w:val="18"/>
-        </w:rPr>
-        <w:t xml:space="preserve">  </w:t>
-      </w:r>
-      <w:r>
-        <w:rPr>
-          <w:rFonts w:ascii="Courier New" w:hAnsi="Courier New" w:cs="Courier New"/>
-          <w:noProof/>
-          <w:sz w:val="18"/>
-          <w:szCs w:val="18"/>
-          <w:highlight w:val="yellow"/>
-        </w:rPr>
-        <w:t>Event ID: 4663</w:t>
-      </w:r>
-    </w:p>
-    <w:p>
-      <w:pPr>
-        <w:spacing w:after="0"/>
-        <w:rPr>
-          <w:rFonts w:ascii="Courier New" w:hAnsi="Courier New" w:cs="Courier New"/>
-          <w:noProof/>
-          <w:sz w:val="18"/>
-          <w:szCs w:val="18"/>
-        </w:rPr>
-      </w:pPr>
-      <w:r>
-        <w:rPr>
-          <w:rFonts w:ascii="Courier New" w:hAnsi="Courier New" w:cs="Courier New"/>
-          <w:noProof/>
-          <w:sz w:val="18"/>
-          <w:szCs w:val="18"/>
-        </w:rPr>
-        <w:t xml:space="preserve">  Task: File System</w:t>
-      </w:r>
-    </w:p>
-    <w:p>
-      <w:pPr>
-        <w:spacing w:after="0"/>
-        <w:rPr>
-          <w:rFonts w:ascii="Courier New" w:hAnsi="Courier New" w:cs="Courier New"/>
-          <w:noProof/>
-          <w:sz w:val="18"/>
-          <w:szCs w:val="18"/>
-        </w:rPr>
-      </w:pPr>
-      <w:r>
-        <w:rPr>
-          <w:rFonts w:ascii="Courier New" w:hAnsi="Courier New" w:cs="Courier New"/>
-          <w:noProof/>
-          <w:sz w:val="18"/>
-          <w:szCs w:val="18"/>
-        </w:rPr>
-        <w:t xml:space="preserve">  Level: Information</w:t>
-      </w:r>
-    </w:p>
-    <w:p>
-      <w:pPr>
-        <w:spacing w:after="0"/>
-        <w:rPr>
-          <w:rFonts w:ascii="Courier New" w:hAnsi="Courier New" w:cs="Courier New"/>
-          <w:noProof/>
-          <w:sz w:val="18"/>
-          <w:szCs w:val="18"/>
-        </w:rPr>
-      </w:pPr>
-      <w:r>
-        <w:rPr>
-          <w:rFonts w:ascii="Courier New" w:hAnsi="Courier New" w:cs="Courier New"/>
-          <w:noProof/>
-          <w:sz w:val="18"/>
-          <w:szCs w:val="18"/>
-        </w:rPr>
-        <w:t xml:space="preserve">  Opcode: Info</w:t>
-      </w:r>
-    </w:p>
-    <w:p>
-      <w:pPr>
-        <w:spacing w:after="0"/>
-        <w:rPr>
-          <w:rFonts w:ascii="Courier New" w:hAnsi="Courier New" w:cs="Courier New"/>
-          <w:noProof/>
-          <w:sz w:val="18"/>
-          <w:szCs w:val="18"/>
-        </w:rPr>
-      </w:pPr>
-      <w:r>
-        <w:rPr>
-          <w:rFonts w:ascii="Courier New" w:hAnsi="Courier New" w:cs="Courier New"/>
-          <w:noProof/>
-          <w:sz w:val="18"/>
-          <w:szCs w:val="18"/>
-        </w:rPr>
-        <w:t xml:space="preserve">  Keyword: Audit Success</w:t>
-      </w:r>
-    </w:p>
-    <w:p>
-      <w:pPr>
-        <w:spacing w:after="0"/>
-        <w:rPr>
-          <w:rFonts w:ascii="Courier New" w:hAnsi="Courier New" w:cs="Courier New"/>
-          <w:noProof/>
-          <w:sz w:val="18"/>
-          <w:szCs w:val="18"/>
-        </w:rPr>
-      </w:pPr>
-      <w:r>
-        <w:rPr>
-          <w:rFonts w:ascii="Courier New" w:hAnsi="Courier New" w:cs="Courier New"/>
-          <w:noProof/>
-          <w:sz w:val="18"/>
-          <w:szCs w:val="18"/>
-        </w:rPr>
-        <w:t xml:space="preserve">  User: N/A</w:t>
-      </w:r>
-    </w:p>
-    <w:p>
-      <w:pPr>
-        <w:spacing w:after="0"/>
-        <w:rPr>
-          <w:rFonts w:ascii="Courier New" w:hAnsi="Courier New" w:cs="Courier New"/>
-          <w:noProof/>
-          <w:sz w:val="18"/>
-          <w:szCs w:val="18"/>
-        </w:rPr>
-      </w:pPr>
-      <w:r>
-        <w:rPr>
-          <w:rFonts w:ascii="Courier New" w:hAnsi="Courier New" w:cs="Courier New"/>
-          <w:noProof/>
-          <w:sz w:val="18"/>
-          <w:szCs w:val="18"/>
-        </w:rPr>
-        <w:t xml:space="preserve">  User Name: N/A</w:t>
-      </w:r>
-    </w:p>
-    <w:p>
-      <w:pPr>
-        <w:spacing w:after="0"/>
-        <w:rPr>
-          <w:rFonts w:ascii="Courier New" w:hAnsi="Courier New" w:cs="Courier New"/>
-          <w:noProof/>
-          <w:sz w:val="18"/>
-          <w:szCs w:val="18"/>
-        </w:rPr>
-      </w:pPr>
-      <w:r>
-        <w:rPr>
-          <w:rFonts w:ascii="Courier New" w:hAnsi="Courier New" w:cs="Courier New"/>
-          <w:noProof/>
-          <w:sz w:val="18"/>
-          <w:szCs w:val="18"/>
-        </w:rPr>
-        <w:t xml:space="preserve">  Computer: DESKTOP-UR71QBS</w:t>
-      </w:r>
-    </w:p>
-    <w:p>
-      <w:pPr>
-        <w:spacing w:after="0"/>
-        <w:rPr>
-          <w:rFonts w:ascii="Courier New" w:hAnsi="Courier New" w:cs="Courier New"/>
-          <w:noProof/>
-          <w:sz w:val="18"/>
-          <w:szCs w:val="18"/>
-        </w:rPr>
-      </w:pPr>
-      <w:r>
-        <w:rPr>
-          <w:rFonts w:ascii="Courier New" w:hAnsi="Courier New" w:cs="Courier New"/>
-          <w:noProof/>
-          <w:sz w:val="18"/>
-          <w:szCs w:val="18"/>
-        </w:rPr>
-        <w:t xml:space="preserve">  Description: </w:t>
-      </w:r>
-    </w:p>
-    <w:p>
-      <w:pPr>
-        <w:spacing w:after="0"/>
-        <w:rPr>
-          <w:rFonts w:ascii="Courier New" w:hAnsi="Courier New" w:cs="Courier New"/>
-          <w:noProof/>
-          <w:sz w:val="18"/>
-          <w:szCs w:val="18"/>
-        </w:rPr>
-      </w:pPr>
-      <w:r>
-        <w:rPr>
-          <w:rFonts w:ascii="Courier New" w:hAnsi="Courier New" w:cs="Courier New"/>
-          <w:noProof/>
-          <w:sz w:val="18"/>
-          <w:szCs w:val="18"/>
-        </w:rPr>
-        <w:t>An attempt was made to access an object.</w:t>
-      </w:r>
-    </w:p>
-    <w:p>
-      <w:pPr>
-        <w:spacing w:after="0"/>
-        <w:rPr>
-          <w:rFonts w:ascii="Courier New" w:hAnsi="Courier New" w:cs="Courier New"/>
-          <w:noProof/>
-          <w:sz w:val="18"/>
-          <w:szCs w:val="18"/>
-        </w:rPr>
-      </w:pPr>
-    </w:p>
-    <w:p>
-      <w:pPr>
-        <w:spacing w:after="0"/>
-        <w:rPr>
-          <w:rFonts w:ascii="Courier New" w:hAnsi="Courier New" w:cs="Courier New"/>
-          <w:noProof/>
-          <w:sz w:val="18"/>
-          <w:szCs w:val="18"/>
-        </w:rPr>
-      </w:pPr>
-      <w:r>
-        <w:rPr>
-          <w:rFonts w:ascii="Courier New" w:hAnsi="Courier New" w:cs="Courier New"/>
-          <w:noProof/>
-          <w:sz w:val="18"/>
-          <w:szCs w:val="18"/>
-        </w:rPr>
-        <w:t>Subject:</w:t>
-      </w:r>
-    </w:p>
-    <w:p>
-      <w:pPr>
-        <w:spacing w:after="0"/>
-        <w:rPr>
-          <w:rFonts w:ascii="Courier New" w:hAnsi="Courier New" w:cs="Courier New"/>
-          <w:noProof/>
-          <w:sz w:val="18"/>
-          <w:szCs w:val="18"/>
-        </w:rPr>
-      </w:pPr>
-      <w:r>
-        <w:rPr>
-          <w:rFonts w:ascii="Courier New" w:hAnsi="Courier New" w:cs="Courier New"/>
-          <w:noProof/>
-          <w:sz w:val="18"/>
-          <w:szCs w:val="18"/>
-        </w:rPr>
-        <w:t xml:space="preserve">        Security ID:            S-1-5-21-999993552-654098596-4043940906-1002</w:t>
-      </w:r>
-    </w:p>
-    <w:p>
-      <w:pPr>
-        <w:spacing w:after="0"/>
-        <w:rPr>
-          <w:rFonts w:ascii="Courier New" w:hAnsi="Courier New" w:cs="Courier New"/>
-          <w:noProof/>
-          <w:sz w:val="18"/>
-          <w:szCs w:val="18"/>
-        </w:rPr>
-      </w:pPr>
-      <w:r>
-        <w:rPr>
-          <w:rFonts w:ascii="Courier New" w:hAnsi="Courier New" w:cs="Courier New"/>
-          <w:noProof/>
-          <w:sz w:val="18"/>
-          <w:szCs w:val="18"/>
-        </w:rPr>
-        <w:t xml:space="preserve">        Account Name:           evilhacker</w:t>
-      </w:r>
-    </w:p>
-    <w:p>
-      <w:pPr>
-        <w:spacing w:after="0"/>
-        <w:rPr>
-          <w:rFonts w:ascii="Courier New" w:hAnsi="Courier New" w:cs="Courier New"/>
-          <w:noProof/>
-          <w:sz w:val="18"/>
-          <w:szCs w:val="18"/>
-        </w:rPr>
-      </w:pPr>
-      <w:r>
-        <w:rPr>
-          <w:rFonts w:ascii="Courier New" w:hAnsi="Courier New" w:cs="Courier New"/>
-          <w:noProof/>
-          <w:sz w:val="18"/>
-          <w:szCs w:val="18"/>
-        </w:rPr>
-        <w:t xml:space="preserve">        Account Domain:         DESKTOP-UR71QBS</w:t>
-      </w:r>
-    </w:p>
-    <w:p>
-      <w:pPr>
-        <w:spacing w:after="0"/>
-        <w:rPr>
-          <w:rFonts w:ascii="Courier New" w:hAnsi="Courier New" w:cs="Courier New"/>
-          <w:noProof/>
-          <w:sz w:val="18"/>
-          <w:szCs w:val="18"/>
-        </w:rPr>
-      </w:pPr>
-      <w:r>
-        <w:rPr>
-          <w:rFonts w:ascii="Courier New" w:hAnsi="Courier New" w:cs="Courier New"/>
-          <w:noProof/>
-          <w:sz w:val="18"/>
-          <w:szCs w:val="18"/>
-        </w:rPr>
-        <w:t xml:space="preserve">        Logon ID:               0x4E7A7</w:t>
-      </w:r>
-    </w:p>
-    <w:p>
-      <w:pPr>
-        <w:spacing w:after="0"/>
-        <w:rPr>
-          <w:rFonts w:ascii="Courier New" w:hAnsi="Courier New" w:cs="Courier New"/>
-          <w:noProof/>
-          <w:sz w:val="18"/>
-          <w:szCs w:val="18"/>
-        </w:rPr>
-      </w:pPr>
-    </w:p>
-    <w:p>
-      <w:pPr>
-        <w:spacing w:after="0"/>
-        <w:rPr>
-          <w:rFonts w:ascii="Courier New" w:hAnsi="Courier New" w:cs="Courier New"/>
-          <w:noProof/>
-          <w:sz w:val="18"/>
-          <w:szCs w:val="18"/>
-        </w:rPr>
-      </w:pPr>
-      <w:r>
-        <w:rPr>
-          <w:rFonts w:ascii="Courier New" w:hAnsi="Courier New" w:cs="Courier New"/>
-          <w:noProof/>
-          <w:sz w:val="18"/>
-          <w:szCs w:val="18"/>
-        </w:rPr>
-        <w:t>Object:</w:t>
-      </w:r>
-    </w:p>
-    <w:p>
-      <w:pPr>
-        <w:spacing w:after="0"/>
-        <w:rPr>
-          <w:rFonts w:ascii="Courier New" w:hAnsi="Courier New" w:cs="Courier New"/>
-          <w:noProof/>
-          <w:sz w:val="18"/>
-          <w:szCs w:val="18"/>
-        </w:rPr>
-      </w:pPr>
-      <w:r>
-        <w:rPr>
-          <w:rFonts w:ascii="Courier New" w:hAnsi="Courier New" w:cs="Courier New"/>
-          <w:noProof/>
-          <w:sz w:val="18"/>
-          <w:szCs w:val="18"/>
-        </w:rPr>
-        <w:t xml:space="preserve">        Object Server:          Security</w:t>
-      </w:r>
-    </w:p>
-    <w:p>
-      <w:pPr>
-        <w:spacing w:after="0"/>
-        <w:rPr>
-          <w:rFonts w:ascii="Courier New" w:hAnsi="Courier New" w:cs="Courier New"/>
-          <w:noProof/>
-          <w:sz w:val="18"/>
-          <w:szCs w:val="18"/>
-        </w:rPr>
-      </w:pPr>
-      <w:r>
-        <w:rPr>
-          <w:rFonts w:ascii="Courier New" w:hAnsi="Courier New" w:cs="Courier New"/>
-          <w:noProof/>
-          <w:sz w:val="18"/>
-          <w:szCs w:val="18"/>
-        </w:rPr>
-        <w:t xml:space="preserve">        Object Type:            File</w:t>
-      </w:r>
-    </w:p>
-    <w:p>
-      <w:pPr>
-        <w:spacing w:after="0"/>
-        <w:rPr>
-          <w:rFonts w:ascii="Courier New" w:hAnsi="Courier New" w:cs="Courier New"/>
-          <w:noProof/>
-          <w:sz w:val="18"/>
-          <w:szCs w:val="18"/>
-        </w:rPr>
-      </w:pPr>
-      <w:r>
-        <w:rPr>
-          <w:rFonts w:ascii="Courier New" w:hAnsi="Courier New" w:cs="Courier New"/>
-          <w:noProof/>
-          <w:sz w:val="18"/>
-          <w:szCs w:val="18"/>
-        </w:rPr>
-        <w:t xml:space="preserve">        </w:t>
-      </w:r>
-      <w:r>
-        <w:rPr>
-          <w:rFonts w:ascii="Courier New" w:hAnsi="Courier New" w:cs="Courier New"/>
-          <w:noProof/>
-          <w:sz w:val="18"/>
-          <w:szCs w:val="18"/>
-          <w:highlight w:val="yellow"/>
-        </w:rPr>
-        <w:t>Object Name:            C:\SharedFiles\games\approvedgames.txt</w:t>
-      </w:r>
-    </w:p>
-    <w:p>
-      <w:pPr>
-        <w:spacing w:after="0"/>
-        <w:rPr>
-          <w:rFonts w:ascii="Courier New" w:hAnsi="Courier New" w:cs="Courier New"/>
-          <w:noProof/>
-          <w:sz w:val="18"/>
-          <w:szCs w:val="18"/>
-        </w:rPr>
-      </w:pPr>
-      <w:r>
-        <w:rPr>
-          <w:rFonts w:ascii="Courier New" w:hAnsi="Courier New" w:cs="Courier New"/>
-          <w:noProof/>
-          <w:sz w:val="18"/>
-          <w:szCs w:val="18"/>
-        </w:rPr>
-        <w:t xml:space="preserve">        Handle ID:              0x2da8</w:t>
-      </w:r>
-    </w:p>
-    <w:p>
-      <w:pPr>
-        <w:spacing w:after="0"/>
-        <w:rPr>
-          <w:rFonts w:ascii="Courier New" w:hAnsi="Courier New" w:cs="Courier New"/>
-          <w:noProof/>
-          <w:sz w:val="18"/>
-          <w:szCs w:val="18"/>
-        </w:rPr>
-      </w:pPr>
-      <w:r>
-        <w:rPr>
-          <w:rFonts w:ascii="Courier New" w:hAnsi="Courier New" w:cs="Courier New"/>
-          <w:noProof/>
-          <w:sz w:val="18"/>
-          <w:szCs w:val="18"/>
-        </w:rPr>
-        <w:t xml:space="preserve">        Resource Attributes:    S:AI</w:t>
-      </w:r>
-    </w:p>
-    <w:p>
-      <w:pPr>
-        <w:spacing w:after="0"/>
-        <w:rPr>
-          <w:rFonts w:ascii="Courier New" w:hAnsi="Courier New" w:cs="Courier New"/>
-          <w:noProof/>
-          <w:sz w:val="18"/>
-          <w:szCs w:val="18"/>
-        </w:rPr>
-      </w:pPr>
-    </w:p>
-    <w:p>
-      <w:pPr>
-        <w:spacing w:after="0"/>
-        <w:rPr>
-          <w:rFonts w:ascii="Courier New" w:hAnsi="Courier New" w:cs="Courier New"/>
-          <w:noProof/>
-          <w:sz w:val="18"/>
-          <w:szCs w:val="18"/>
-        </w:rPr>
-      </w:pPr>
-      <w:r>
-        <w:rPr>
-          <w:rFonts w:ascii="Courier New" w:hAnsi="Courier New" w:cs="Courier New"/>
-          <w:noProof/>
-          <w:sz w:val="18"/>
-          <w:szCs w:val="18"/>
-        </w:rPr>
-        <w:t>Process Information:</w:t>
-      </w:r>
-    </w:p>
-    <w:p>
-      <w:pPr>
-        <w:spacing w:after="0"/>
-        <w:rPr>
-          <w:rFonts w:ascii="Courier New" w:hAnsi="Courier New" w:cs="Courier New"/>
-          <w:noProof/>
-          <w:sz w:val="18"/>
-          <w:szCs w:val="18"/>
-        </w:rPr>
-      </w:pPr>
-      <w:r>
-        <w:rPr>
-          <w:rFonts w:ascii="Courier New" w:hAnsi="Courier New" w:cs="Courier New"/>
-          <w:noProof/>
-          <w:sz w:val="18"/>
-          <w:szCs w:val="18"/>
-        </w:rPr>
-        <w:t xml:space="preserve">        Process ID:             0x4</w:t>
-      </w:r>
-    </w:p>
-    <w:p>
-      <w:pPr>
-        <w:spacing w:after="0"/>
-        <w:rPr>
-          <w:rFonts w:ascii="Courier New" w:hAnsi="Courier New" w:cs="Courier New"/>
-          <w:noProof/>
-          <w:sz w:val="18"/>
-          <w:szCs w:val="18"/>
-        </w:rPr>
-      </w:pPr>
-      <w:r>
-        <w:rPr>
-          <w:rFonts w:ascii="Courier New" w:hAnsi="Courier New" w:cs="Courier New"/>
-          <w:noProof/>
-          <w:sz w:val="18"/>
-          <w:szCs w:val="18"/>
-        </w:rPr>
-        <w:t xml:space="preserve">        Process Name:           </w:t>
-      </w:r>
-    </w:p>
-    <w:p>
-      <w:pPr>
-        <w:spacing w:after="0"/>
-        <w:rPr>
-          <w:rFonts w:ascii="Courier New" w:hAnsi="Courier New" w:cs="Courier New"/>
-          <w:noProof/>
-          <w:sz w:val="18"/>
-          <w:szCs w:val="18"/>
-        </w:rPr>
-      </w:pPr>
-    </w:p>
-    <w:p>
-      <w:pPr>
-        <w:spacing w:after="0"/>
-        <w:rPr>
-          <w:rFonts w:ascii="Courier New" w:hAnsi="Courier New" w:cs="Courier New"/>
-          <w:noProof/>
-          <w:sz w:val="18"/>
-          <w:szCs w:val="18"/>
-        </w:rPr>
-      </w:pPr>
-      <w:r>
-        <w:rPr>
-          <w:rFonts w:ascii="Courier New" w:hAnsi="Courier New" w:cs="Courier New"/>
-          <w:noProof/>
-          <w:sz w:val="18"/>
-          <w:szCs w:val="18"/>
-        </w:rPr>
-        <w:t>Access Request Information:</w:t>
-      </w:r>
-    </w:p>
-    <w:p>
-      <w:pPr>
-        <w:spacing w:after="0"/>
-        <w:rPr>
-          <w:rFonts w:ascii="Courier New" w:hAnsi="Courier New" w:cs="Courier New"/>
-          <w:noProof/>
-          <w:sz w:val="18"/>
-          <w:szCs w:val="18"/>
-        </w:rPr>
-      </w:pPr>
-      <w:r>
-        <w:rPr>
-          <w:rFonts w:ascii="Courier New" w:hAnsi="Courier New" w:cs="Courier New"/>
-          <w:noProof/>
-          <w:sz w:val="18"/>
-          <w:szCs w:val="18"/>
-        </w:rPr>
-        <w:t xml:space="preserve">        Accesses:               READ_CONTROL</w:t>
-      </w:r>
-    </w:p>
-    <w:p>
-      <w:pPr>
-        <w:spacing w:after="0"/>
-        <w:rPr>
-          <w:rFonts w:ascii="Courier New" w:hAnsi="Courier New" w:cs="Courier New"/>
-          <w:noProof/>
-          <w:sz w:val="18"/>
-          <w:szCs w:val="18"/>
-        </w:rPr>
-      </w:pPr>
-      <w:r>
-        <w:rPr>
-          <w:rFonts w:ascii="Courier New" w:hAnsi="Courier New" w:cs="Courier New"/>
-          <w:noProof/>
-          <w:sz w:val="18"/>
-          <w:szCs w:val="18"/>
-        </w:rPr>
-        <w:t xml:space="preserve">                                </w:t>
-      </w:r>
-    </w:p>
-    <w:p>
-      <w:pPr>
-        <w:rPr>
-          <w:rFonts w:ascii="Courier New" w:hAnsi="Courier New" w:cs="Courier New"/>
-          <w:noProof/>
-          <w:sz w:val="18"/>
-          <w:szCs w:val="18"/>
-        </w:rPr>
-      </w:pPr>
-      <w:r>
-        <w:rPr>
-          <w:rFonts w:ascii="Courier New" w:hAnsi="Courier New" w:cs="Courier New"/>
-          <w:noProof/>
-          <w:sz w:val="18"/>
-          <w:szCs w:val="18"/>
-        </w:rPr>
-        <w:t xml:space="preserve">        Access Mask:            0x20000</w:t>
-      </w:r>
-    </w:p>
-    <w:p>
-      <w:pPr>
-        <w:rPr>
-          <w:noProof/>
-        </w:rPr>
-      </w:pPr>
-      <w:r>
-        <w:rPr>
-          <w:noProof/>
-        </w:rPr>
-        <w:t>It looks like all of the file names are preceded by “Object Name:”.  We can try that as a key phrase to search for.</w:t>
-      </w:r>
-    </w:p>
-    <w:p>
-      <w:pPr>
-        <w:pStyle w:val="Heading2"/>
-        <w:rPr>
-          <w:noProof/>
-        </w:rPr>
-      </w:pPr>
-      <w:r>
-        <w:rPr>
-          <w:noProof/>
-        </w:rPr>
-        <w:t>E</w:t>
-      </w:r>
-      <w:r>
-        <w:rPr>
-          <w:noProof/>
-        </w:rPr>
-        <w:t>xtract lines containing our key phrase</w:t>
-      </w:r>
-    </w:p>
-    <w:p>
-      <w:pPr>
-        <w:rPr>
-          <w:noProof/>
-        </w:rPr>
-      </w:pPr>
-      <w:r>
-        <w:t>In its most basic mode, grep extracts any line that contains our search term.  Use “</w:t>
-      </w:r>
-      <w:r>
-        <w:rPr>
-          <w:rFonts w:ascii="Courier New" w:hAnsi="Courier New" w:cs="Courier New"/>
-          <w:noProof/>
-          <w:sz w:val="20"/>
-        </w:rPr>
-        <w:t xml:space="preserve">grep </w:t>
-      </w:r>
-      <w:r>
-        <w:rPr>
-          <w:rFonts w:ascii="Courier New" w:hAnsi="Courier New" w:cs="Courier New"/>
-          <w:noProof/>
-          <w:sz w:val="20"/>
-        </w:rPr>
-        <w:t>--</w:t>
-      </w:r>
-      <w:r>
-        <w:rPr>
-          <w:rFonts w:ascii="Courier New" w:hAnsi="Courier New" w:cs="Courier New"/>
-          <w:noProof/>
-          <w:sz w:val="20"/>
-        </w:rPr>
-        <w:t>help</w:t>
-      </w:r>
-      <w:r>
-        <w:t>” to see the format that grep uses.  For our use, you should find this command works well enough.</w:t>
+        <w:t>Whoa</w:t>
+      </w:r>
+      <w:r>
+        <w:t xml:space="preserve">!  Lots of text scrolls off </w:t>
+      </w:r>
+      <w:r>
+        <w:t xml:space="preserve">the top of the screen.  Pipe the results from grep into </w:t>
+      </w:r>
+      <w:r>
+        <w:rPr>
+          <w:rFonts w:ascii="Courier New" w:hAnsi="Courier New" w:cs="Courier New"/>
+        </w:rPr>
+        <w:t>less</w:t>
+      </w:r>
+      <w:r>
+        <w:t xml:space="preserve"> so we have time to look at it.</w:t>
       </w:r>
       <w:r>
         <w:rPr>
@@ -1415,7 +1620,6 @@
     </w:p>
     <w:p>
       <w:pPr>
-        <w:spacing w:after="0"/>
         <w:rPr>
           <w:rFonts w:ascii="Courier New" w:hAnsi="Courier New" w:cs="Courier New"/>
           <w:noProof/>
@@ -1444,80 +1648,6 @@
           <w:noProof/>
           <w:sz w:val="20"/>
         </w:rPr>
-        <w:t xml:space="preserve"> Name:" File_Access.txt</w:t>
-      </w:r>
-    </w:p>
-    <w:p>
-      <w:pPr>
-        <w:spacing w:after="0"/>
-        <w:rPr>
-          <w:rFonts w:ascii="Courier New" w:hAnsi="Courier New" w:cs="Courier New"/>
-          <w:noProof/>
-          <w:sz w:val="20"/>
-        </w:rPr>
-      </w:pPr>
-    </w:p>
-    <w:p>
-      <w:pPr>
-        <w:rPr>
-          <w:noProof/>
-        </w:rPr>
-      </w:pPr>
-      <w:r>
-        <w:t>Whoa</w:t>
-      </w:r>
-      <w:r>
-        <w:t xml:space="preserve">!  Lots of text scrolls off </w:t>
-      </w:r>
-      <w:r>
-        <w:t xml:space="preserve">the top of the screen.  Pipe the results from grep into </w:t>
-      </w:r>
-      <w:r>
-        <w:rPr>
-          <w:rFonts w:ascii="Courier New" w:hAnsi="Courier New" w:cs="Courier New"/>
-        </w:rPr>
-        <w:t>less</w:t>
-      </w:r>
-      <w:r>
-        <w:t xml:space="preserve"> so we have time to look at it.</w:t>
-      </w:r>
-      <w:r>
-        <w:rPr>
-          <w:noProof/>
-        </w:rPr>
-        <w:t xml:space="preserve"> </w:t>
-      </w:r>
-    </w:p>
-    <w:p>
-      <w:pPr>
-        <w:rPr>
-          <w:rFonts w:ascii="Courier New" w:hAnsi="Courier New" w:cs="Courier New"/>
-          <w:noProof/>
-          <w:sz w:val="20"/>
-        </w:rPr>
-      </w:pPr>
-      <w:r>
-        <w:rPr>
-          <w:rFonts w:ascii="Courier New" w:hAnsi="Courier New" w:cs="Courier New"/>
-          <w:noProof/>
-          <w:sz w:val="20"/>
-        </w:rPr>
-        <w:t>[john@john ~]$ grep "</w:t>
-      </w:r>
-      <w:r>
-        <w:rPr>
-          <w:rFonts w:ascii="Courier New" w:hAnsi="Courier New" w:cs="Courier New"/>
-          <w:noProof/>
-          <w:sz w:val="20"/>
-        </w:rPr>
-        <w:t>Object</w:t>
-      </w:r>
-      <w:r>
-        <w:rPr>
-          <w:rFonts w:ascii="Courier New" w:hAnsi="Courier New" w:cs="Courier New"/>
-          <w:noProof/>
-          <w:sz w:val="20"/>
-        </w:rPr>
         <w:t xml:space="preserve"> Name:" File_Access.txt | less</w:t>
       </w:r>
     </w:p>
@@ -1658,7 +1788,6 @@
           <w:sz w:val="18"/>
           <w:szCs w:val="18"/>
         </w:rPr>
-        <w:lastRenderedPageBreak/>
         <w:t xml:space="preserve">        Object Name:            C:\SharedFiles\games</w:t>
       </w:r>
     </w:p>
@@ -2010,110 +2139,452 @@
           <w:sz w:val="18"/>
           <w:szCs w:val="18"/>
         </w:rPr>
-        <w:t>^IObject Name:^I-^M$</w:t>
-      </w:r>
-    </w:p>
-    <w:p>
-      <w:pPr>
-        <w:spacing w:after="0"/>
-        <w:rPr>
-          <w:rFonts w:ascii="Courier New" w:hAnsi="Courier New" w:cs="Courier New"/>
-          <w:sz w:val="18"/>
-          <w:szCs w:val="18"/>
-        </w:rPr>
-      </w:pPr>
-      <w:r>
-        <w:rPr>
-          <w:rFonts w:ascii="Courier New" w:hAnsi="Courier New" w:cs="Courier New"/>
-          <w:sz w:val="18"/>
-          <w:szCs w:val="18"/>
-        </w:rPr>
-        <w:t>^IObject Name:^I-^M$</w:t>
-      </w:r>
-    </w:p>
-    <w:p>
-      <w:pPr>
-        <w:spacing w:after="0"/>
-        <w:rPr>
-          <w:rFonts w:ascii="Courier New" w:hAnsi="Courier New" w:cs="Courier New"/>
-          <w:sz w:val="18"/>
-          <w:szCs w:val="18"/>
-        </w:rPr>
-      </w:pPr>
-      <w:r>
-        <w:rPr>
-          <w:rFonts w:ascii="Courier New" w:hAnsi="Courier New" w:cs="Courier New"/>
-          <w:sz w:val="18"/>
-          <w:szCs w:val="18"/>
-        </w:rPr>
-        <w:t>^IObject Name:^I^IC:\SharedFiles\games\approvedgames.txt^M$</w:t>
-      </w:r>
-    </w:p>
-    <w:p>
-      <w:pPr>
-        <w:spacing w:after="0"/>
-        <w:rPr>
-          <w:rFonts w:ascii="Courier New" w:hAnsi="Courier New" w:cs="Courier New"/>
-          <w:sz w:val="18"/>
-          <w:szCs w:val="18"/>
-        </w:rPr>
-      </w:pPr>
-      <w:r>
-        <w:rPr>
-          <w:rFonts w:ascii="Courier New" w:hAnsi="Courier New" w:cs="Courier New"/>
-          <w:sz w:val="18"/>
-          <w:szCs w:val="18"/>
-        </w:rPr>
-        <w:t>^IObject Name:^I^IC:\SharedFiles\games\approvedgames.txt^M$</w:t>
-      </w:r>
-    </w:p>
-    <w:p>
-      <w:pPr>
-        <w:spacing w:after="0"/>
-        <w:rPr>
-          <w:rFonts w:ascii="Courier New" w:hAnsi="Courier New" w:cs="Courier New"/>
-          <w:sz w:val="18"/>
-          <w:szCs w:val="18"/>
-        </w:rPr>
-      </w:pPr>
-      <w:r>
-        <w:rPr>
-          <w:rFonts w:ascii="Courier New" w:hAnsi="Courier New" w:cs="Courier New"/>
-          <w:sz w:val="18"/>
-          <w:szCs w:val="18"/>
-        </w:rPr>
-        <w:t>^IObject Name:^I^IC:\SharedFiles\games^M$</w:t>
-      </w:r>
-    </w:p>
-    <w:p>
-      <w:pPr>
-        <w:spacing w:after="0"/>
-        <w:rPr>
-          <w:rFonts w:ascii="Courier New" w:hAnsi="Courier New" w:cs="Courier New"/>
-          <w:sz w:val="18"/>
-          <w:szCs w:val="18"/>
-        </w:rPr>
-      </w:pPr>
-      <w:r>
-        <w:rPr>
-          <w:rFonts w:ascii="Courier New" w:hAnsi="Courier New" w:cs="Courier New"/>
-          <w:sz w:val="18"/>
-          <w:szCs w:val="18"/>
-        </w:rPr>
-        <w:t>^IObject Name:^I^IC:\SharedFiles\CorporatePlans\productupgrades.xlsx^M$</w:t>
-      </w:r>
-    </w:p>
-    <w:p>
-      <w:pPr>
-        <w:spacing w:after="0"/>
-      </w:pPr>
-      <w:r>
-        <w:rPr>
-          <w:rFonts w:ascii="Courier New" w:hAnsi="Courier New" w:cs="Courier New"/>
-          <w:sz w:val="18"/>
-          <w:szCs w:val="18"/>
-        </w:rPr>
-        <w:t>^IObject Name:^I^IC:\SharedFiles\CorporatePlans\productupgrades.xlsx^M$</w:t>
+        <w:t>^</w:t>
+      </w:r>
+      <w:proofErr w:type="spellStart"/>
+      <w:r>
+        <w:rPr>
+          <w:rFonts w:ascii="Courier New" w:hAnsi="Courier New" w:cs="Courier New"/>
+          <w:sz w:val="18"/>
+          <w:szCs w:val="18"/>
+        </w:rPr>
+        <w:t>IObject</w:t>
+      </w:r>
+      <w:proofErr w:type="spellEnd"/>
+      <w:r>
+        <w:rPr>
+          <w:rFonts w:ascii="Courier New" w:hAnsi="Courier New" w:cs="Courier New"/>
+          <w:sz w:val="18"/>
+          <w:szCs w:val="18"/>
+        </w:rPr>
+        <w:t xml:space="preserve"> Name:^I-^M$</w:t>
+      </w:r>
+    </w:p>
+    <w:p>
+      <w:pPr>
+        <w:spacing w:after="0"/>
+        <w:rPr>
+          <w:rFonts w:ascii="Courier New" w:hAnsi="Courier New" w:cs="Courier New"/>
+          <w:sz w:val="18"/>
+          <w:szCs w:val="18"/>
+        </w:rPr>
+      </w:pPr>
+      <w:r>
+        <w:rPr>
+          <w:rFonts w:ascii="Courier New" w:hAnsi="Courier New" w:cs="Courier New"/>
+          <w:sz w:val="18"/>
+          <w:szCs w:val="18"/>
+        </w:rPr>
+        <w:t>^</w:t>
+      </w:r>
+      <w:proofErr w:type="spellStart"/>
+      <w:r>
+        <w:rPr>
+          <w:rFonts w:ascii="Courier New" w:hAnsi="Courier New" w:cs="Courier New"/>
+          <w:sz w:val="18"/>
+          <w:szCs w:val="18"/>
+        </w:rPr>
+        <w:t>IObject</w:t>
+      </w:r>
+      <w:proofErr w:type="spellEnd"/>
+      <w:r>
+        <w:rPr>
+          <w:rFonts w:ascii="Courier New" w:hAnsi="Courier New" w:cs="Courier New"/>
+          <w:sz w:val="18"/>
+          <w:szCs w:val="18"/>
+        </w:rPr>
+        <w:t xml:space="preserve"> Name:^I-^M$</w:t>
+      </w:r>
+    </w:p>
+    <w:p>
+      <w:pPr>
+        <w:spacing w:after="0"/>
+        <w:rPr>
+          <w:rFonts w:ascii="Courier New" w:hAnsi="Courier New" w:cs="Courier New"/>
+          <w:sz w:val="18"/>
+          <w:szCs w:val="18"/>
+        </w:rPr>
+      </w:pPr>
+      <w:r>
+        <w:rPr>
+          <w:rFonts w:ascii="Courier New" w:hAnsi="Courier New" w:cs="Courier New"/>
+          <w:sz w:val="18"/>
+          <w:szCs w:val="18"/>
+        </w:rPr>
+        <w:t>^</w:t>
+      </w:r>
+      <w:proofErr w:type="spellStart"/>
+      <w:r>
+        <w:rPr>
+          <w:rFonts w:ascii="Courier New" w:hAnsi="Courier New" w:cs="Courier New"/>
+          <w:sz w:val="18"/>
+          <w:szCs w:val="18"/>
+        </w:rPr>
+        <w:t>IObject</w:t>
+      </w:r>
+      <w:proofErr w:type="spellEnd"/>
+      <w:r>
+        <w:rPr>
+          <w:rFonts w:ascii="Courier New" w:hAnsi="Courier New" w:cs="Courier New"/>
+          <w:sz w:val="18"/>
+          <w:szCs w:val="18"/>
+        </w:rPr>
+        <w:t xml:space="preserve"> Name:^I^IC:\</w:t>
+      </w:r>
+      <w:proofErr w:type="spellStart"/>
+      <w:r>
+        <w:rPr>
+          <w:rFonts w:ascii="Courier New" w:hAnsi="Courier New" w:cs="Courier New"/>
+          <w:sz w:val="18"/>
+          <w:szCs w:val="18"/>
+        </w:rPr>
+        <w:t>SharedFiles</w:t>
+      </w:r>
+      <w:proofErr w:type="spellEnd"/>
+      <w:r>
+        <w:rPr>
+          <w:rFonts w:ascii="Courier New" w:hAnsi="Courier New" w:cs="Courier New"/>
+          <w:sz w:val="18"/>
+          <w:szCs w:val="18"/>
+        </w:rPr>
+        <w:t>\games\</w:t>
+      </w:r>
+      <w:proofErr w:type="spellStart"/>
+      <w:r>
+        <w:rPr>
+          <w:rFonts w:ascii="Courier New" w:hAnsi="Courier New" w:cs="Courier New"/>
+          <w:sz w:val="18"/>
+          <w:szCs w:val="18"/>
+        </w:rPr>
+        <w:t>approvedgames.txt^M</w:t>
+      </w:r>
+      <w:proofErr w:type="spellEnd"/>
+      <w:r>
+        <w:rPr>
+          <w:rFonts w:ascii="Courier New" w:hAnsi="Courier New" w:cs="Courier New"/>
+          <w:sz w:val="18"/>
+          <w:szCs w:val="18"/>
+        </w:rPr>
+        <w:t>$</w:t>
+      </w:r>
+    </w:p>
+    <w:p>
+      <w:pPr>
+        <w:spacing w:after="0"/>
+        <w:rPr>
+          <w:rFonts w:ascii="Courier New" w:hAnsi="Courier New" w:cs="Courier New"/>
+          <w:sz w:val="18"/>
+          <w:szCs w:val="18"/>
+        </w:rPr>
+      </w:pPr>
+      <w:r>
+        <w:rPr>
+          <w:rFonts w:ascii="Courier New" w:hAnsi="Courier New" w:cs="Courier New"/>
+          <w:sz w:val="18"/>
+          <w:szCs w:val="18"/>
+        </w:rPr>
+        <w:t>^</w:t>
+      </w:r>
+      <w:proofErr w:type="spellStart"/>
+      <w:r>
+        <w:rPr>
+          <w:rFonts w:ascii="Courier New" w:hAnsi="Courier New" w:cs="Courier New"/>
+          <w:sz w:val="18"/>
+          <w:szCs w:val="18"/>
+        </w:rPr>
+        <w:t>IObject</w:t>
+      </w:r>
+      <w:proofErr w:type="spellEnd"/>
+      <w:r>
+        <w:rPr>
+          <w:rFonts w:ascii="Courier New" w:hAnsi="Courier New" w:cs="Courier New"/>
+          <w:sz w:val="18"/>
+          <w:szCs w:val="18"/>
+        </w:rPr>
+        <w:t xml:space="preserve"> Name:^I^IC:\</w:t>
+      </w:r>
+      <w:proofErr w:type="spellStart"/>
+      <w:r>
+        <w:rPr>
+          <w:rFonts w:ascii="Courier New" w:hAnsi="Courier New" w:cs="Courier New"/>
+          <w:sz w:val="18"/>
+          <w:szCs w:val="18"/>
+        </w:rPr>
+        <w:t>SharedFiles</w:t>
+      </w:r>
+      <w:proofErr w:type="spellEnd"/>
+      <w:r>
+        <w:rPr>
+          <w:rFonts w:ascii="Courier New" w:hAnsi="Courier New" w:cs="Courier New"/>
+          <w:sz w:val="18"/>
+          <w:szCs w:val="18"/>
+        </w:rPr>
+        <w:t>\games\</w:t>
+      </w:r>
+      <w:proofErr w:type="spellStart"/>
+      <w:r>
+        <w:rPr>
+          <w:rFonts w:ascii="Courier New" w:hAnsi="Courier New" w:cs="Courier New"/>
+          <w:sz w:val="18"/>
+          <w:szCs w:val="18"/>
+        </w:rPr>
+        <w:t>approvedgames.txt^M</w:t>
+      </w:r>
+      <w:proofErr w:type="spellEnd"/>
+      <w:r>
+        <w:rPr>
+          <w:rFonts w:ascii="Courier New" w:hAnsi="Courier New" w:cs="Courier New"/>
+          <w:sz w:val="18"/>
+          <w:szCs w:val="18"/>
+        </w:rPr>
+        <w:t>$</w:t>
+      </w:r>
+    </w:p>
+    <w:p>
+      <w:pPr>
+        <w:spacing w:after="0"/>
+        <w:rPr>
+          <w:rFonts w:ascii="Courier New" w:hAnsi="Courier New" w:cs="Courier New"/>
+          <w:sz w:val="18"/>
+          <w:szCs w:val="18"/>
+        </w:rPr>
+      </w:pPr>
+      <w:r>
+        <w:rPr>
+          <w:rFonts w:ascii="Courier New" w:hAnsi="Courier New" w:cs="Courier New"/>
+          <w:sz w:val="18"/>
+          <w:szCs w:val="18"/>
+        </w:rPr>
+        <w:t>^</w:t>
+      </w:r>
+      <w:proofErr w:type="spellStart"/>
+      <w:r>
+        <w:rPr>
+          <w:rFonts w:ascii="Courier New" w:hAnsi="Courier New" w:cs="Courier New"/>
+          <w:sz w:val="18"/>
+          <w:szCs w:val="18"/>
+        </w:rPr>
+        <w:t>IObject</w:t>
+      </w:r>
+      <w:proofErr w:type="spellEnd"/>
+      <w:r>
+        <w:rPr>
+          <w:rFonts w:ascii="Courier New" w:hAnsi="Courier New" w:cs="Courier New"/>
+          <w:sz w:val="18"/>
+          <w:szCs w:val="18"/>
+        </w:rPr>
+        <w:t xml:space="preserve"> Name:^I^IC:\</w:t>
+      </w:r>
+      <w:proofErr w:type="spellStart"/>
+      <w:r>
+        <w:rPr>
+          <w:rFonts w:ascii="Courier New" w:hAnsi="Courier New" w:cs="Courier New"/>
+          <w:sz w:val="18"/>
+          <w:szCs w:val="18"/>
+        </w:rPr>
+        <w:t>SharedFiles</w:t>
+      </w:r>
+      <w:proofErr w:type="spellEnd"/>
+      <w:r>
+        <w:rPr>
+          <w:rFonts w:ascii="Courier New" w:hAnsi="Courier New" w:cs="Courier New"/>
+          <w:sz w:val="18"/>
+          <w:szCs w:val="18"/>
+        </w:rPr>
+        <w:t>\</w:t>
+      </w:r>
+      <w:proofErr w:type="spellStart"/>
+      <w:r>
+        <w:rPr>
+          <w:rFonts w:ascii="Courier New" w:hAnsi="Courier New" w:cs="Courier New"/>
+          <w:sz w:val="18"/>
+          <w:szCs w:val="18"/>
+        </w:rPr>
+        <w:t>games^M</w:t>
+      </w:r>
+      <w:proofErr w:type="spellEnd"/>
+      <w:r>
+        <w:rPr>
+          <w:rFonts w:ascii="Courier New" w:hAnsi="Courier New" w:cs="Courier New"/>
+          <w:sz w:val="18"/>
+          <w:szCs w:val="18"/>
+        </w:rPr>
+        <w:t>$</w:t>
+      </w:r>
+    </w:p>
+    <w:p>
+      <w:pPr>
+        <w:spacing w:after="0"/>
+        <w:rPr>
+          <w:rFonts w:ascii="Courier New" w:hAnsi="Courier New" w:cs="Courier New"/>
+          <w:sz w:val="18"/>
+          <w:szCs w:val="18"/>
+        </w:rPr>
+      </w:pPr>
+      <w:r>
+        <w:rPr>
+          <w:rFonts w:ascii="Courier New" w:hAnsi="Courier New" w:cs="Courier New"/>
+          <w:sz w:val="18"/>
+          <w:szCs w:val="18"/>
+        </w:rPr>
+        <w:t>^</w:t>
+      </w:r>
+      <w:proofErr w:type="spellStart"/>
+      <w:r>
+        <w:rPr>
+          <w:rFonts w:ascii="Courier New" w:hAnsi="Courier New" w:cs="Courier New"/>
+          <w:sz w:val="18"/>
+          <w:szCs w:val="18"/>
+        </w:rPr>
+        <w:t>IObject</w:t>
+      </w:r>
+      <w:proofErr w:type="spellEnd"/>
+      <w:r>
+        <w:rPr>
+          <w:rFonts w:ascii="Courier New" w:hAnsi="Courier New" w:cs="Courier New"/>
+          <w:sz w:val="18"/>
+          <w:szCs w:val="18"/>
+        </w:rPr>
+        <w:t xml:space="preserve"> Name:^I^IC:\</w:t>
+      </w:r>
+      <w:proofErr w:type="spellStart"/>
+      <w:r>
+        <w:rPr>
+          <w:rFonts w:ascii="Courier New" w:hAnsi="Courier New" w:cs="Courier New"/>
+          <w:sz w:val="18"/>
+          <w:szCs w:val="18"/>
+        </w:rPr>
+        <w:t>SharedFiles</w:t>
+      </w:r>
+      <w:proofErr w:type="spellEnd"/>
+      <w:r>
+        <w:rPr>
+          <w:rFonts w:ascii="Courier New" w:hAnsi="Courier New" w:cs="Courier New"/>
+          <w:sz w:val="18"/>
+          <w:szCs w:val="18"/>
+        </w:rPr>
+        <w:t>\</w:t>
+      </w:r>
+      <w:proofErr w:type="spellStart"/>
+      <w:r>
+        <w:rPr>
+          <w:rFonts w:ascii="Courier New" w:hAnsi="Courier New" w:cs="Courier New"/>
+          <w:sz w:val="18"/>
+          <w:szCs w:val="18"/>
+        </w:rPr>
+        <w:t>CorporatePlans</w:t>
+      </w:r>
+      <w:proofErr w:type="spellEnd"/>
+      <w:r>
+        <w:rPr>
+          <w:rFonts w:ascii="Courier New" w:hAnsi="Courier New" w:cs="Courier New"/>
+          <w:sz w:val="18"/>
+          <w:szCs w:val="18"/>
+        </w:rPr>
+        <w:t>\</w:t>
+      </w:r>
+      <w:proofErr w:type="spellStart"/>
+      <w:r>
+        <w:rPr>
+          <w:rFonts w:ascii="Courier New" w:hAnsi="Courier New" w:cs="Courier New"/>
+          <w:sz w:val="18"/>
+          <w:szCs w:val="18"/>
+        </w:rPr>
+        <w:t>productupgrades.xlsx^M</w:t>
+      </w:r>
+      <w:proofErr w:type="spellEnd"/>
+      <w:r>
+        <w:rPr>
+          <w:rFonts w:ascii="Courier New" w:hAnsi="Courier New" w:cs="Courier New"/>
+          <w:sz w:val="18"/>
+          <w:szCs w:val="18"/>
+        </w:rPr>
+        <w:t>$</w:t>
+      </w:r>
+    </w:p>
+    <w:p>
+      <w:pPr>
+        <w:spacing w:after="0"/>
+      </w:pPr>
+      <w:r>
+        <w:rPr>
+          <w:rFonts w:ascii="Courier New" w:hAnsi="Courier New" w:cs="Courier New"/>
+          <w:sz w:val="18"/>
+          <w:szCs w:val="18"/>
+        </w:rPr>
+        <w:t>^</w:t>
+      </w:r>
+      <w:proofErr w:type="spellStart"/>
+      <w:r>
+        <w:rPr>
+          <w:rFonts w:ascii="Courier New" w:hAnsi="Courier New" w:cs="Courier New"/>
+          <w:sz w:val="18"/>
+          <w:szCs w:val="18"/>
+        </w:rPr>
+        <w:t>IObject</w:t>
+      </w:r>
+      <w:proofErr w:type="spellEnd"/>
+      <w:r>
+        <w:rPr>
+          <w:rFonts w:ascii="Courier New" w:hAnsi="Courier New" w:cs="Courier New"/>
+          <w:sz w:val="18"/>
+          <w:szCs w:val="18"/>
+        </w:rPr>
+        <w:t xml:space="preserve"> Name:^I^IC:\</w:t>
+      </w:r>
+      <w:proofErr w:type="spellStart"/>
+      <w:r>
+        <w:rPr>
+          <w:rFonts w:ascii="Courier New" w:hAnsi="Courier New" w:cs="Courier New"/>
+          <w:sz w:val="18"/>
+          <w:szCs w:val="18"/>
+        </w:rPr>
+        <w:t>SharedFiles</w:t>
+      </w:r>
+      <w:proofErr w:type="spellEnd"/>
+      <w:r>
+        <w:rPr>
+          <w:rFonts w:ascii="Courier New" w:hAnsi="Courier New" w:cs="Courier New"/>
+          <w:sz w:val="18"/>
+          <w:szCs w:val="18"/>
+        </w:rPr>
+        <w:t>\</w:t>
+      </w:r>
+      <w:proofErr w:type="spellStart"/>
+      <w:r>
+        <w:rPr>
+          <w:rFonts w:ascii="Courier New" w:hAnsi="Courier New" w:cs="Courier New"/>
+          <w:sz w:val="18"/>
+          <w:szCs w:val="18"/>
+        </w:rPr>
+        <w:t>CorporatePlans</w:t>
+      </w:r>
+      <w:proofErr w:type="spellEnd"/>
+      <w:r>
+        <w:rPr>
+          <w:rFonts w:ascii="Courier New" w:hAnsi="Courier New" w:cs="Courier New"/>
+          <w:sz w:val="18"/>
+          <w:szCs w:val="18"/>
+        </w:rPr>
+        <w:t>\</w:t>
+      </w:r>
+      <w:proofErr w:type="spellStart"/>
+      <w:r>
+        <w:rPr>
+          <w:rFonts w:ascii="Courier New" w:hAnsi="Courier New" w:cs="Courier New"/>
+          <w:sz w:val="18"/>
+          <w:szCs w:val="18"/>
+        </w:rPr>
+        <w:t>productupgrades.xlsx^M</w:t>
+      </w:r>
+      <w:proofErr w:type="spellEnd"/>
+      <w:r>
+        <w:rPr>
+          <w:rFonts w:ascii="Courier New" w:hAnsi="Courier New" w:cs="Courier New"/>
+          <w:sz w:val="18"/>
+          <w:szCs w:val="18"/>
+        </w:rPr>
+        <w:t>$</w:t>
       </w:r>
       <w:r>
         <w:br/>
@@ -2136,7 +2607,21 @@
         <w:rPr>
           <w:rFonts w:ascii="Courier New" w:hAnsi="Courier New" w:cs="Courier New"/>
         </w:rPr>
-        <w:t>&lt;empty field&gt;&lt;TAB&gt;Object Name:&lt;TAB&gt;&lt;empty field&gt;&lt;TAB&gt;C:\SharedFiles\games\approvedgames.txt&lt;end of line&gt;</w:t>
+        <w:t>&lt;empty field&gt;&lt;TAB&gt;Object Name:&lt;TAB&gt;&lt;empty field&gt;&lt;TAB&gt;C:\</w:t>
+      </w:r>
+      <w:proofErr w:type="spellStart"/>
+      <w:r>
+        <w:rPr>
+          <w:rFonts w:ascii="Courier New" w:hAnsi="Courier New" w:cs="Courier New"/>
+        </w:rPr>
+        <w:t>SharedFiles</w:t>
+      </w:r>
+      <w:proofErr w:type="spellEnd"/>
+      <w:r>
+        <w:rPr>
+          <w:rFonts w:ascii="Courier New" w:hAnsi="Courier New" w:cs="Courier New"/>
+        </w:rPr>
+        <w:t>\games\approvedgames.txt&lt;end of line&gt;</w:t>
       </w:r>
     </w:p>
     <w:p>
@@ -2207,7 +2692,6 @@
         <w:spacing w:after="0"/>
       </w:pPr>
       <w:r>
-        <w:lastRenderedPageBreak/>
         <w:t>Another way to think about this is as a spreadsheet.  If you use tabs to mark where columns start and stop, our data might look like this in a spreadsheet.  The field number that goes into the cut statement is the number of the column in our spreadsheet, starting at 1</w:t>
       </w:r>
       <w:r>
@@ -2233,7 +2717,7 @@
                     <pic:cNvPicPr/>
                   </pic:nvPicPr>
                   <pic:blipFill>
-                    <a:blip r:embed="rId7"/>
+                    <a:blip r:embed="rId8"/>
                     <a:stretch>
                       <a:fillRect/>
                     </a:stretch>
@@ -2464,11 +2948,19 @@
           <w:noProof/>
         </w:rPr>
       </w:pPr>
-      <w:r>
-        <w:rPr>
-          <w:rFonts w:ascii="Courier New" w:hAnsi="Courier New" w:cs="Courier New"/>
-        </w:rPr>
-        <w:t>cut -f {field number goes here} file</w:t>
+      <w:proofErr w:type="gramStart"/>
+      <w:r>
+        <w:rPr>
+          <w:rFonts w:ascii="Courier New" w:hAnsi="Courier New" w:cs="Courier New"/>
+        </w:rPr>
+        <w:t>cut -f</w:t>
+      </w:r>
+      <w:proofErr w:type="gramEnd"/>
+      <w:r>
+        <w:rPr>
+          <w:rFonts w:ascii="Courier New" w:hAnsi="Courier New" w:cs="Courier New"/>
+        </w:rPr>
+        <w:t xml:space="preserve"> {field number goes here} file</w:t>
       </w:r>
       <w:r>
         <w:rPr>
@@ -2506,12 +2998,14 @@
       <w:r>
         <w:t xml:space="preserve"> command does that well, but it only works on data that has been sorted.  Therefore, we use the </w:t>
       </w:r>
+      <w:proofErr w:type="gramStart"/>
       <w:r>
         <w:rPr>
           <w:rFonts w:ascii="Courier New" w:hAnsi="Courier New" w:cs="Courier New"/>
         </w:rPr>
         <w:t>sort</w:t>
       </w:r>
+      <w:proofErr w:type="gramEnd"/>
       <w:r>
         <w:t xml:space="preserve"> command first.</w:t>
       </w:r>
@@ -2722,659 +3216,667 @@
           <w:sz w:val="18"/>
           <w:szCs w:val="18"/>
         </w:rPr>
+        <w:t>C:\SharedFiles\Accounting\DisciplineRecords.docx</w:t>
+      </w:r>
+    </w:p>
+    <w:p>
+      <w:pPr>
+        <w:spacing w:after="0"/>
+        <w:rPr>
+          <w:rFonts w:ascii="Courier New" w:hAnsi="Courier New" w:cs="Courier New"/>
+          <w:noProof/>
+          <w:sz w:val="20"/>
+        </w:rPr>
+      </w:pPr>
+    </w:p>
+    <w:p>
+      <w:pPr>
+        <w:spacing w:after="0"/>
+        <w:rPr>
+          <w:rFonts w:ascii="Courier New" w:hAnsi="Courier New" w:cs="Courier New"/>
+          <w:noProof/>
+          <w:sz w:val="20"/>
+        </w:rPr>
+      </w:pPr>
+      <w:r>
+        <w:t>We can pip</w:t>
+      </w:r>
+      <w:r>
+        <w:t>e the sorted output into the uniq command</w:t>
+      </w:r>
+      <w:r>
+        <w:br/>
+      </w:r>
+      <w:r>
+        <w:rPr>
+          <w:rFonts w:ascii="Courier New" w:hAnsi="Courier New" w:cs="Courier New"/>
+          <w:noProof/>
+          <w:sz w:val="20"/>
+        </w:rPr>
+        <w:t>[john@john ~]$ sort file2</w:t>
+      </w:r>
+      <w:r>
+        <w:rPr>
+          <w:rFonts w:ascii="Courier New" w:hAnsi="Courier New" w:cs="Courier New"/>
+          <w:noProof/>
+          <w:sz w:val="20"/>
+        </w:rPr>
+        <w:t xml:space="preserve"> | </w:t>
+      </w:r>
+      <w:r>
+        <w:rPr>
+          <w:rFonts w:ascii="Courier New" w:hAnsi="Courier New" w:cs="Courier New"/>
+          <w:noProof/>
+          <w:sz w:val="20"/>
+        </w:rPr>
+        <w:t>uniq | less</w:t>
+      </w:r>
+    </w:p>
+    <w:p>
+      <w:pPr>
+        <w:spacing w:after="0"/>
+      </w:pPr>
+    </w:p>
+    <w:p>
+      <w:pPr>
+        <w:spacing w:after="0"/>
+        <w:rPr>
+          <w:rFonts w:ascii="Courier New" w:hAnsi="Courier New" w:cs="Courier New"/>
+          <w:sz w:val="18"/>
+          <w:szCs w:val="18"/>
+        </w:rPr>
+      </w:pPr>
+      <w:r>
+        <w:rPr>
+          <w:rFonts w:ascii="Courier New" w:hAnsi="Courier New" w:cs="Courier New"/>
+          <w:sz w:val="18"/>
+          <w:szCs w:val="18"/>
+        </w:rPr>
+        <w:t>{some blank lines}</w:t>
+      </w:r>
+    </w:p>
+    <w:p>
+      <w:pPr>
+        <w:spacing w:after="0"/>
+        <w:rPr>
+          <w:rFonts w:ascii="Courier New" w:hAnsi="Courier New" w:cs="Courier New"/>
+          <w:sz w:val="18"/>
+          <w:szCs w:val="18"/>
+        </w:rPr>
+      </w:pPr>
+      <w:r>
+        <w:rPr>
+          <w:rFonts w:ascii="Courier New" w:hAnsi="Courier New" w:cs="Courier New"/>
+          <w:sz w:val="18"/>
+          <w:szCs w:val="18"/>
+        </w:rPr>
+        <w:t>C:\SharedFiles</w:t>
+      </w:r>
+    </w:p>
+    <w:p>
+      <w:pPr>
+        <w:spacing w:after="0"/>
+        <w:rPr>
+          <w:rFonts w:ascii="Courier New" w:hAnsi="Courier New" w:cs="Courier New"/>
+          <w:sz w:val="18"/>
+          <w:szCs w:val="18"/>
+        </w:rPr>
+      </w:pPr>
+      <w:r>
+        <w:rPr>
+          <w:rFonts w:ascii="Courier New" w:hAnsi="Courier New" w:cs="Courier New"/>
+          <w:sz w:val="18"/>
+          <w:szCs w:val="18"/>
+        </w:rPr>
+        <w:t>C:\SharedFiles\Accounting</w:t>
+      </w:r>
+    </w:p>
+    <w:p>
+      <w:pPr>
+        <w:spacing w:after="0"/>
+        <w:rPr>
+          <w:rFonts w:ascii="Courier New" w:hAnsi="Courier New" w:cs="Courier New"/>
+          <w:sz w:val="18"/>
+          <w:szCs w:val="18"/>
+        </w:rPr>
+      </w:pPr>
+      <w:r>
+        <w:rPr>
+          <w:rFonts w:ascii="Courier New" w:hAnsi="Courier New" w:cs="Courier New"/>
+          <w:sz w:val="18"/>
+          <w:szCs w:val="18"/>
+        </w:rPr>
+        <w:t>C:\SharedFiles\Accounting\CEOobjectives.docx</w:t>
+      </w:r>
+    </w:p>
+    <w:p>
+      <w:pPr>
+        <w:spacing w:after="0"/>
+        <w:rPr>
+          <w:rFonts w:ascii="Courier New" w:hAnsi="Courier New" w:cs="Courier New"/>
+          <w:sz w:val="18"/>
+          <w:szCs w:val="18"/>
+        </w:rPr>
+      </w:pPr>
+      <w:r>
+        <w:rPr>
+          <w:rFonts w:ascii="Courier New" w:hAnsi="Courier New" w:cs="Courier New"/>
+          <w:sz w:val="18"/>
+          <w:szCs w:val="18"/>
+        </w:rPr>
+        <w:t>C:\SharedFiles\Accounting\DisciplineRecords.docx</w:t>
+      </w:r>
+    </w:p>
+    <w:p>
+      <w:pPr>
+        <w:spacing w:after="0"/>
+        <w:rPr>
+          <w:rFonts w:ascii="Courier New" w:hAnsi="Courier New" w:cs="Courier New"/>
+          <w:sz w:val="18"/>
+          <w:szCs w:val="18"/>
+        </w:rPr>
+      </w:pPr>
+      <w:r>
+        <w:rPr>
+          <w:rFonts w:ascii="Courier New" w:hAnsi="Courier New" w:cs="Courier New"/>
+          <w:sz w:val="18"/>
+          <w:szCs w:val="18"/>
+        </w:rPr>
+        <w:t>C:\SharedFiles\Accounting\EmployeeSalaries.xlsx</w:t>
+      </w:r>
+    </w:p>
+    <w:p>
+      <w:pPr>
+        <w:spacing w:after="0"/>
+      </w:pPr>
+    </w:p>
+    <w:p>
+      <w:pPr>
+        <w:spacing w:after="0"/>
+      </w:pPr>
+      <w:r>
+        <w:t xml:space="preserve">Voila!  We could keep </w:t>
+      </w:r>
+      <w:proofErr w:type="gramStart"/>
+      <w:r>
+        <w:t>going to clean</w:t>
+      </w:r>
+      <w:proofErr w:type="gramEnd"/>
+      <w:r>
+        <w:t xml:space="preserve"> up the list some more, but this demonstrates the point.  Note:  we could have used </w:t>
+      </w:r>
+      <w:r>
+        <w:rPr>
+          <w:rFonts w:ascii="Courier New" w:hAnsi="Courier New" w:cs="Courier New"/>
+          <w:noProof/>
+          <w:sz w:val="20"/>
+        </w:rPr>
+        <w:t>sort -u</w:t>
+      </w:r>
+      <w:r>
+        <w:t xml:space="preserve"> instead of piping the results of sort into </w:t>
+      </w:r>
+      <w:r>
+        <w:rPr>
+          <w:rFonts w:ascii="Courier New" w:hAnsi="Courier New" w:cs="Courier New"/>
+          <w:noProof/>
+          <w:sz w:val="20"/>
+        </w:rPr>
+        <w:t>uniq</w:t>
+      </w:r>
+      <w:r>
+        <w:t>.</w:t>
+      </w:r>
+    </w:p>
+    <w:p>
+      <w:pPr>
+        <w:pStyle w:val="Heading1"/>
+      </w:pPr>
+      <w:r>
+        <w:t xml:space="preserve">Step 3 </w:t>
+      </w:r>
+      <w:r>
+        <w:t>Putting it all together</w:t>
+      </w:r>
+    </w:p>
+    <w:p>
+      <w:r>
+        <w:t xml:space="preserve">A true Linux sysadmin </w:t>
+      </w:r>
+      <w:r>
+        <w:t>does not</w:t>
+      </w:r>
+      <w:r>
+        <w:t xml:space="preserve"> usually create intermediate files</w:t>
+      </w:r>
+      <w:r>
+        <w:t xml:space="preserve"> (file1 and file2)</w:t>
+      </w:r>
+      <w:r>
+        <w:t xml:space="preserve"> like we did.  Instead, they will put it in one command like this:</w:t>
+      </w:r>
+    </w:p>
+    <w:p>
+      <w:pPr>
+        <w:spacing w:after="0"/>
+        <w:rPr>
+          <w:rFonts w:ascii="Courier New" w:hAnsi="Courier New" w:cs="Courier New"/>
+          <w:noProof/>
+          <w:sz w:val="20"/>
+        </w:rPr>
+      </w:pPr>
+      <w:r>
+        <w:rPr>
+          <w:rFonts w:ascii="Courier New" w:hAnsi="Courier New" w:cs="Courier New"/>
+          <w:noProof/>
+          <w:sz w:val="20"/>
+        </w:rPr>
+        <w:t xml:space="preserve">[john@john ~]$ </w:t>
+      </w:r>
+      <w:r>
+        <w:rPr>
+          <w:rFonts w:ascii="Courier New" w:hAnsi="Courier New" w:cs="Courier New"/>
+          <w:noProof/>
+          <w:sz w:val="20"/>
+        </w:rPr>
+        <w:t>grep "Object Name:" File</w:t>
+      </w:r>
+      <w:r>
+        <w:rPr>
+          <w:rFonts w:ascii="Courier New" w:hAnsi="Courier New" w:cs="Courier New"/>
+          <w:noProof/>
+          <w:sz w:val="20"/>
+        </w:rPr>
+        <w:t>_</w:t>
+      </w:r>
+      <w:r>
+        <w:rPr>
+          <w:rFonts w:ascii="Courier New" w:hAnsi="Courier New" w:cs="Courier New"/>
+          <w:noProof/>
+          <w:sz w:val="20"/>
+        </w:rPr>
+        <w:t>Access.txt | cut -f</w:t>
+      </w:r>
+      <w:r>
+        <w:rPr>
+          <w:rFonts w:ascii="Courier New" w:hAnsi="Courier New" w:cs="Courier New"/>
+          <w:noProof/>
+          <w:sz w:val="20"/>
+        </w:rPr>
+        <w:t xml:space="preserve"> </w:t>
+      </w:r>
+      <w:r>
+        <w:rPr>
+          <w:rFonts w:ascii="Courier New" w:hAnsi="Courier New" w:cs="Courier New"/>
+          <w:noProof/>
+          <w:sz w:val="20"/>
+        </w:rPr>
+        <w:t>4 | sort | uniq &gt; answer.txt</w:t>
+      </w:r>
+    </w:p>
+    <w:p>
+      <w:pPr>
+        <w:spacing w:after="0"/>
+      </w:pPr>
+    </w:p>
+    <w:p>
+      <w:pPr>
+        <w:spacing w:after="0"/>
+      </w:pPr>
+      <w:r>
+        <w:t>Note that the command redirects the output to a file called answer.txt.  Hand in that file using Canvas to show you did this lab.</w:t>
+      </w:r>
+    </w:p>
+    <w:p>
+      <w:pPr>
+        <w:spacing w:after="0"/>
+      </w:pPr>
+    </w:p>
+    <w:p>
+      <w:pPr>
+        <w:spacing w:after="0"/>
+      </w:pPr>
+      <w:r>
+        <w:t xml:space="preserve">A good sysadmin may </w:t>
+      </w:r>
+      <w:r>
+        <w:t>test a new command</w:t>
+      </w:r>
+      <w:r>
+        <w:t xml:space="preserve"> one step at a time, however, piping the results of each step into less </w:t>
+      </w:r>
+      <w:r>
+        <w:t>for easier troubleshooting</w:t>
+      </w:r>
+      <w:r>
+        <w:t>.</w:t>
+      </w:r>
+      <w:r>
+        <w:t xml:space="preserve">  For example, a sysadmin may follow this sequence:</w:t>
+      </w:r>
+    </w:p>
+    <w:p>
+      <w:pPr>
+        <w:spacing w:after="0"/>
+      </w:pPr>
+    </w:p>
+    <w:p>
+      <w:pPr>
+        <w:spacing w:after="0"/>
+        <w:rPr>
+          <w:rFonts w:ascii="Courier New" w:hAnsi="Courier New" w:cs="Courier New"/>
+          <w:noProof/>
+          <w:sz w:val="20"/>
+        </w:rPr>
+      </w:pPr>
+      <w:r>
+        <w:rPr>
+          <w:rFonts w:ascii="Courier New" w:hAnsi="Courier New" w:cs="Courier New"/>
+          <w:noProof/>
+          <w:sz w:val="20"/>
+        </w:rPr>
+        <w:t>g</w:t>
+      </w:r>
+      <w:r>
+        <w:rPr>
+          <w:rFonts w:ascii="Courier New" w:hAnsi="Courier New" w:cs="Courier New"/>
+          <w:noProof/>
+          <w:sz w:val="20"/>
+        </w:rPr>
+        <w:t>rep "Object Name:" File</w:t>
+      </w:r>
+      <w:r>
+        <w:rPr>
+          <w:rFonts w:ascii="Courier New" w:hAnsi="Courier New" w:cs="Courier New"/>
+          <w:noProof/>
+          <w:sz w:val="20"/>
+        </w:rPr>
+        <w:t>_</w:t>
+      </w:r>
+      <w:r>
+        <w:rPr>
+          <w:rFonts w:ascii="Courier New" w:hAnsi="Courier New" w:cs="Courier New"/>
+          <w:noProof/>
+          <w:sz w:val="20"/>
+        </w:rPr>
+        <w:t xml:space="preserve">Access.txt | </w:t>
+      </w:r>
+      <w:r>
+        <w:rPr>
+          <w:rFonts w:ascii="Courier New" w:hAnsi="Courier New" w:cs="Courier New"/>
+          <w:noProof/>
+          <w:sz w:val="20"/>
+        </w:rPr>
+        <w:t xml:space="preserve">less  </w:t>
+      </w:r>
+      <w:r>
+        <w:rPr>
+          <w:rFonts w:cstheme="minorHAnsi"/>
+          <w:noProof/>
+          <w:sz w:val="20"/>
+        </w:rPr>
+        <w:t>(looks at data, and fixes errors if we grabbed the wrong thing.)</w:t>
+      </w:r>
+      <w:r>
+        <w:rPr>
+          <w:rFonts w:cstheme="minorHAnsi"/>
+          <w:noProof/>
+          <w:sz w:val="20"/>
+        </w:rPr>
+        <w:br/>
+      </w:r>
+    </w:p>
+    <w:p>
+      <w:pPr>
+        <w:spacing w:after="0"/>
+        <w:rPr>
+          <w:rFonts w:cstheme="minorHAnsi"/>
+          <w:noProof/>
+          <w:sz w:val="20"/>
+        </w:rPr>
+      </w:pPr>
+      <w:r>
+        <w:rPr>
+          <w:rFonts w:ascii="Courier New" w:hAnsi="Courier New" w:cs="Courier New"/>
+          <w:noProof/>
+          <w:sz w:val="20"/>
+        </w:rPr>
+        <w:t>g</w:t>
+      </w:r>
+      <w:r>
+        <w:rPr>
+          <w:rFonts w:ascii="Courier New" w:hAnsi="Courier New" w:cs="Courier New"/>
+          <w:noProof/>
+          <w:sz w:val="20"/>
+        </w:rPr>
+        <w:t>rep "Object Name:" File</w:t>
+      </w:r>
+      <w:r>
+        <w:rPr>
+          <w:rFonts w:ascii="Courier New" w:hAnsi="Courier New" w:cs="Courier New"/>
+          <w:noProof/>
+          <w:sz w:val="20"/>
+        </w:rPr>
+        <w:t>_</w:t>
+      </w:r>
+      <w:r>
+        <w:rPr>
+          <w:rFonts w:ascii="Courier New" w:hAnsi="Courier New" w:cs="Courier New"/>
+          <w:noProof/>
+          <w:sz w:val="20"/>
+        </w:rPr>
+        <w:t xml:space="preserve">Access.txt | </w:t>
+      </w:r>
+      <w:r>
+        <w:rPr>
+          <w:rFonts w:ascii="Courier New" w:hAnsi="Courier New" w:cs="Courier New"/>
+          <w:noProof/>
+          <w:sz w:val="20"/>
+        </w:rPr>
+        <w:t>cut -f</w:t>
+      </w:r>
+      <w:r>
+        <w:rPr>
+          <w:rFonts w:ascii="Courier New" w:hAnsi="Courier New" w:cs="Courier New"/>
+          <w:noProof/>
+          <w:sz w:val="20"/>
+        </w:rPr>
+        <w:t xml:space="preserve"> </w:t>
+      </w:r>
+      <w:r>
+        <w:rPr>
+          <w:rFonts w:ascii="Courier New" w:hAnsi="Courier New" w:cs="Courier New"/>
+          <w:noProof/>
+          <w:sz w:val="20"/>
+        </w:rPr>
+        <w:t xml:space="preserve">4 | </w:t>
+      </w:r>
+      <w:r>
+        <w:rPr>
+          <w:rFonts w:ascii="Courier New" w:hAnsi="Courier New" w:cs="Courier New"/>
+          <w:noProof/>
+          <w:sz w:val="20"/>
+        </w:rPr>
+        <w:t>less</w:t>
+      </w:r>
+      <w:r>
+        <w:rPr>
+          <w:rFonts w:cstheme="minorHAnsi"/>
+          <w:noProof/>
+          <w:sz w:val="20"/>
+        </w:rPr>
+        <w:t xml:space="preserve">  (examines data, fixes errors</w:t>
+      </w:r>
+      <w:r>
+        <w:rPr>
+          <w:rFonts w:cstheme="minorHAnsi"/>
+          <w:noProof/>
+          <w:sz w:val="20"/>
+        </w:rPr>
+        <w:t xml:space="preserve"> if we got the wrong column</w:t>
+      </w:r>
+      <w:r>
+        <w:rPr>
+          <w:rFonts w:cstheme="minorHAnsi"/>
+          <w:noProof/>
+          <w:sz w:val="20"/>
+        </w:rPr>
+        <w:t>)</w:t>
+      </w:r>
+    </w:p>
+    <w:p>
+      <w:pPr>
+        <w:spacing w:after="0"/>
+        <w:rPr>
+          <w:rFonts w:ascii="Courier New" w:hAnsi="Courier New" w:cs="Courier New"/>
+          <w:noProof/>
+          <w:sz w:val="20"/>
+        </w:rPr>
+      </w:pPr>
+    </w:p>
+    <w:p>
+      <w:pPr>
+        <w:spacing w:after="0"/>
+        <w:rPr>
+          <w:rFonts w:cstheme="minorHAnsi"/>
+          <w:noProof/>
+          <w:sz w:val="20"/>
+        </w:rPr>
+      </w:pPr>
+      <w:r>
+        <w:rPr>
+          <w:rFonts w:ascii="Courier New" w:hAnsi="Courier New" w:cs="Courier New"/>
+          <w:noProof/>
+          <w:sz w:val="20"/>
+        </w:rPr>
+        <w:t>g</w:t>
+      </w:r>
+      <w:r>
+        <w:rPr>
+          <w:rFonts w:ascii="Courier New" w:hAnsi="Courier New" w:cs="Courier New"/>
+          <w:noProof/>
+          <w:sz w:val="20"/>
+        </w:rPr>
+        <w:t>rep "Object Name:" File</w:t>
+      </w:r>
+      <w:r>
+        <w:rPr>
+          <w:rFonts w:ascii="Courier New" w:hAnsi="Courier New" w:cs="Courier New"/>
+          <w:noProof/>
+          <w:sz w:val="20"/>
+        </w:rPr>
+        <w:t>_</w:t>
+      </w:r>
+      <w:r>
+        <w:rPr>
+          <w:rFonts w:ascii="Courier New" w:hAnsi="Courier New" w:cs="Courier New"/>
+          <w:noProof/>
+          <w:sz w:val="20"/>
+        </w:rPr>
+        <w:t>Access.txt | cut -f</w:t>
+      </w:r>
+      <w:r>
+        <w:rPr>
+          <w:rFonts w:ascii="Courier New" w:hAnsi="Courier New" w:cs="Courier New"/>
+          <w:noProof/>
+          <w:sz w:val="20"/>
+        </w:rPr>
+        <w:t xml:space="preserve"> </w:t>
+      </w:r>
+      <w:r>
+        <w:rPr>
+          <w:rFonts w:ascii="Courier New" w:hAnsi="Courier New" w:cs="Courier New"/>
+          <w:noProof/>
+          <w:sz w:val="20"/>
+        </w:rPr>
+        <w:t xml:space="preserve">4 | </w:t>
+      </w:r>
+      <w:r>
+        <w:rPr>
+          <w:rFonts w:ascii="Courier New" w:hAnsi="Courier New" w:cs="Courier New"/>
+          <w:noProof/>
+          <w:sz w:val="20"/>
+        </w:rPr>
+        <w:t xml:space="preserve">sort | uniq </w:t>
+      </w:r>
+      <w:r>
+        <w:rPr>
+          <w:rFonts w:ascii="Courier New" w:hAnsi="Courier New" w:cs="Courier New"/>
+          <w:noProof/>
+          <w:sz w:val="20"/>
+        </w:rPr>
+        <w:t xml:space="preserve">| less </w:t>
+      </w:r>
+      <w:r>
+        <w:rPr>
+          <w:rFonts w:cstheme="minorHAnsi"/>
+          <w:noProof/>
+          <w:sz w:val="20"/>
+        </w:rPr>
+        <w:t>(examines data, fixes errors)</w:t>
+      </w:r>
+    </w:p>
+    <w:p>
+      <w:pPr>
+        <w:spacing w:after="0"/>
+        <w:rPr>
+          <w:rFonts w:cstheme="minorHAnsi"/>
+          <w:noProof/>
+          <w:sz w:val="20"/>
+        </w:rPr>
+      </w:pPr>
+    </w:p>
+    <w:p>
+      <w:pPr>
+        <w:spacing w:after="0"/>
+      </w:pPr>
+      <w:r>
+        <w:rPr>
+          <w:rFonts w:ascii="Courier New" w:hAnsi="Courier New" w:cs="Courier New"/>
+          <w:noProof/>
+          <w:sz w:val="20"/>
+        </w:rPr>
+        <w:t>grep "Object Name:" File</w:t>
+      </w:r>
+      <w:r>
+        <w:rPr>
+          <w:rFonts w:ascii="Courier New" w:hAnsi="Courier New" w:cs="Courier New"/>
+          <w:noProof/>
+          <w:sz w:val="20"/>
+        </w:rPr>
+        <w:t>_</w:t>
+      </w:r>
+      <w:r>
+        <w:rPr>
+          <w:rFonts w:ascii="Courier New" w:hAnsi="Courier New" w:cs="Courier New"/>
+          <w:noProof/>
+          <w:sz w:val="20"/>
+        </w:rPr>
+        <w:t>Access.txt | cut -f</w:t>
+      </w:r>
+      <w:r>
+        <w:rPr>
+          <w:rFonts w:ascii="Courier New" w:hAnsi="Courier New" w:cs="Courier New"/>
+          <w:noProof/>
+          <w:sz w:val="20"/>
+        </w:rPr>
+        <w:t xml:space="preserve"> </w:t>
+      </w:r>
+      <w:r>
+        <w:rPr>
+          <w:rFonts w:ascii="Courier New" w:hAnsi="Courier New" w:cs="Courier New"/>
+          <w:noProof/>
+          <w:sz w:val="20"/>
+        </w:rPr>
+        <w:t>4 | sort | uniq &gt; answer.txt</w:t>
+      </w:r>
+    </w:p>
+    <w:p>
+      <w:pPr>
+        <w:pStyle w:val="Heading1"/>
+      </w:pPr>
+      <w:r>
         <w:lastRenderedPageBreak/>
-        <w:t>C:\SharedFiles\Accounting\DisciplineRecords.docx</w:t>
-      </w:r>
-    </w:p>
-    <w:p>
-      <w:pPr>
-        <w:spacing w:after="0"/>
-        <w:rPr>
-          <w:rFonts w:ascii="Courier New" w:hAnsi="Courier New" w:cs="Courier New"/>
-          <w:noProof/>
-          <w:sz w:val="20"/>
-        </w:rPr>
-      </w:pPr>
-    </w:p>
-    <w:p>
-      <w:pPr>
-        <w:spacing w:after="0"/>
-        <w:rPr>
-          <w:rFonts w:ascii="Courier New" w:hAnsi="Courier New" w:cs="Courier New"/>
-          <w:noProof/>
-          <w:sz w:val="20"/>
-        </w:rPr>
-      </w:pPr>
-      <w:r>
-        <w:t>We can pip</w:t>
-      </w:r>
-      <w:r>
-        <w:t>e the sorted output into the uniq command</w:t>
-      </w:r>
-      <w:r>
-        <w:br/>
-      </w:r>
-      <w:r>
-        <w:rPr>
-          <w:rFonts w:ascii="Courier New" w:hAnsi="Courier New" w:cs="Courier New"/>
-          <w:noProof/>
-          <w:sz w:val="20"/>
-        </w:rPr>
-        <w:t>[john@john ~]$ sort file2</w:t>
-      </w:r>
-      <w:r>
-        <w:rPr>
-          <w:rFonts w:ascii="Courier New" w:hAnsi="Courier New" w:cs="Courier New"/>
-          <w:noProof/>
-          <w:sz w:val="20"/>
-        </w:rPr>
-        <w:t xml:space="preserve"> | </w:t>
-      </w:r>
-      <w:r>
-        <w:rPr>
-          <w:rFonts w:ascii="Courier New" w:hAnsi="Courier New" w:cs="Courier New"/>
-          <w:noProof/>
-          <w:sz w:val="20"/>
-        </w:rPr>
-        <w:t>uniq | less</w:t>
-      </w:r>
-    </w:p>
-    <w:p>
-      <w:pPr>
-        <w:spacing w:after="0"/>
-      </w:pPr>
-    </w:p>
-    <w:p>
-      <w:pPr>
-        <w:spacing w:after="0"/>
-        <w:rPr>
-          <w:rFonts w:ascii="Courier New" w:hAnsi="Courier New" w:cs="Courier New"/>
-          <w:sz w:val="18"/>
-          <w:szCs w:val="18"/>
-        </w:rPr>
-      </w:pPr>
-      <w:r>
-        <w:rPr>
-          <w:rFonts w:ascii="Courier New" w:hAnsi="Courier New" w:cs="Courier New"/>
-          <w:sz w:val="18"/>
-          <w:szCs w:val="18"/>
-        </w:rPr>
-        <w:t>{some blank lines}</w:t>
-      </w:r>
-    </w:p>
-    <w:p>
-      <w:pPr>
-        <w:spacing w:after="0"/>
-        <w:rPr>
-          <w:rFonts w:ascii="Courier New" w:hAnsi="Courier New" w:cs="Courier New"/>
-          <w:sz w:val="18"/>
-          <w:szCs w:val="18"/>
-        </w:rPr>
-      </w:pPr>
-      <w:r>
-        <w:rPr>
-          <w:rFonts w:ascii="Courier New" w:hAnsi="Courier New" w:cs="Courier New"/>
-          <w:sz w:val="18"/>
-          <w:szCs w:val="18"/>
-        </w:rPr>
-        <w:t>C:\SharedFiles</w:t>
-      </w:r>
-    </w:p>
-    <w:p>
-      <w:pPr>
-        <w:spacing w:after="0"/>
-        <w:rPr>
-          <w:rFonts w:ascii="Courier New" w:hAnsi="Courier New" w:cs="Courier New"/>
-          <w:sz w:val="18"/>
-          <w:szCs w:val="18"/>
-        </w:rPr>
-      </w:pPr>
-      <w:r>
-        <w:rPr>
-          <w:rFonts w:ascii="Courier New" w:hAnsi="Courier New" w:cs="Courier New"/>
-          <w:sz w:val="18"/>
-          <w:szCs w:val="18"/>
-        </w:rPr>
-        <w:t>C:\SharedFiles\Accounting</w:t>
-      </w:r>
-    </w:p>
-    <w:p>
-      <w:pPr>
-        <w:spacing w:after="0"/>
-        <w:rPr>
-          <w:rFonts w:ascii="Courier New" w:hAnsi="Courier New" w:cs="Courier New"/>
-          <w:sz w:val="18"/>
-          <w:szCs w:val="18"/>
-        </w:rPr>
-      </w:pPr>
-      <w:r>
-        <w:rPr>
-          <w:rFonts w:ascii="Courier New" w:hAnsi="Courier New" w:cs="Courier New"/>
-          <w:sz w:val="18"/>
-          <w:szCs w:val="18"/>
-        </w:rPr>
-        <w:t>C:\SharedFiles\Accounting\CEOobjectives.docx</w:t>
-      </w:r>
-    </w:p>
-    <w:p>
-      <w:pPr>
-        <w:spacing w:after="0"/>
-        <w:rPr>
-          <w:rFonts w:ascii="Courier New" w:hAnsi="Courier New" w:cs="Courier New"/>
-          <w:sz w:val="18"/>
-          <w:szCs w:val="18"/>
-        </w:rPr>
-      </w:pPr>
-      <w:r>
-        <w:rPr>
-          <w:rFonts w:ascii="Courier New" w:hAnsi="Courier New" w:cs="Courier New"/>
-          <w:sz w:val="18"/>
-          <w:szCs w:val="18"/>
-        </w:rPr>
-        <w:t>C:\SharedFiles\Accounting\DisciplineRecords.docx</w:t>
-      </w:r>
-    </w:p>
-    <w:p>
-      <w:pPr>
-        <w:spacing w:after="0"/>
-        <w:rPr>
-          <w:rFonts w:ascii="Courier New" w:hAnsi="Courier New" w:cs="Courier New"/>
-          <w:sz w:val="18"/>
-          <w:szCs w:val="18"/>
-        </w:rPr>
-      </w:pPr>
-      <w:r>
-        <w:rPr>
-          <w:rFonts w:ascii="Courier New" w:hAnsi="Courier New" w:cs="Courier New"/>
-          <w:sz w:val="18"/>
-          <w:szCs w:val="18"/>
-        </w:rPr>
-        <w:t>C:\SharedFiles\Accounting\EmployeeSalaries.xlsx</w:t>
-      </w:r>
-    </w:p>
-    <w:p>
-      <w:pPr>
-        <w:spacing w:after="0"/>
-      </w:pPr>
-    </w:p>
-    <w:p>
-      <w:pPr>
-        <w:spacing w:after="0"/>
-      </w:pPr>
-      <w:r>
-        <w:t xml:space="preserve">Voila!  We could keep going to clean up the list some more, but this demonstrates the point.  Note:  we could have used </w:t>
-      </w:r>
-      <w:r>
-        <w:rPr>
-          <w:rFonts w:ascii="Courier New" w:hAnsi="Courier New" w:cs="Courier New"/>
-          <w:noProof/>
-          <w:sz w:val="20"/>
-        </w:rPr>
-        <w:t>sort -u</w:t>
-      </w:r>
-      <w:r>
-        <w:t xml:space="preserve"> instead of piping the results of sort into </w:t>
-      </w:r>
-      <w:r>
-        <w:rPr>
-          <w:rFonts w:ascii="Courier New" w:hAnsi="Courier New" w:cs="Courier New"/>
-          <w:noProof/>
-          <w:sz w:val="20"/>
-        </w:rPr>
-        <w:t>uniq</w:t>
-      </w:r>
-      <w:r>
-        <w:t>.</w:t>
-      </w:r>
-    </w:p>
-    <w:p>
-      <w:pPr>
-        <w:pStyle w:val="Heading1"/>
-      </w:pPr>
-      <w:r>
-        <w:t xml:space="preserve">Step 3 </w:t>
-      </w:r>
-      <w:r>
-        <w:t>Putting it all together</w:t>
-      </w:r>
-    </w:p>
-    <w:p>
-      <w:r>
-        <w:t xml:space="preserve">A true Linux sysadmin </w:t>
-      </w:r>
-      <w:r>
-        <w:t>does not</w:t>
-      </w:r>
-      <w:r>
-        <w:t xml:space="preserve"> usually create intermediate files</w:t>
-      </w:r>
-      <w:r>
-        <w:t xml:space="preserve"> (file1 and file2)</w:t>
-      </w:r>
-      <w:r>
-        <w:t xml:space="preserve"> like we did.  Instead, they will put it in one command like this:</w:t>
-      </w:r>
-    </w:p>
-    <w:p>
-      <w:pPr>
-        <w:spacing w:after="0"/>
-        <w:rPr>
-          <w:rFonts w:ascii="Courier New" w:hAnsi="Courier New" w:cs="Courier New"/>
-          <w:noProof/>
-          <w:sz w:val="20"/>
-        </w:rPr>
-      </w:pPr>
-      <w:r>
-        <w:rPr>
-          <w:rFonts w:ascii="Courier New" w:hAnsi="Courier New" w:cs="Courier New"/>
-          <w:noProof/>
-          <w:sz w:val="20"/>
-        </w:rPr>
-        <w:t xml:space="preserve">[john@john ~]$ </w:t>
-      </w:r>
-      <w:r>
-        <w:rPr>
-          <w:rFonts w:ascii="Courier New" w:hAnsi="Courier New" w:cs="Courier New"/>
-          <w:noProof/>
-          <w:sz w:val="20"/>
-        </w:rPr>
-        <w:t>grep "Object Name:" File</w:t>
-      </w:r>
-      <w:r>
-        <w:rPr>
-          <w:rFonts w:ascii="Courier New" w:hAnsi="Courier New" w:cs="Courier New"/>
-          <w:noProof/>
-          <w:sz w:val="20"/>
-        </w:rPr>
-        <w:t>_</w:t>
-      </w:r>
-      <w:r>
-        <w:rPr>
-          <w:rFonts w:ascii="Courier New" w:hAnsi="Courier New" w:cs="Courier New"/>
-          <w:noProof/>
-          <w:sz w:val="20"/>
-        </w:rPr>
-        <w:t>Access.txt | cut -f</w:t>
-      </w:r>
-      <w:r>
-        <w:rPr>
-          <w:rFonts w:ascii="Courier New" w:hAnsi="Courier New" w:cs="Courier New"/>
-          <w:noProof/>
-          <w:sz w:val="20"/>
-        </w:rPr>
-        <w:t xml:space="preserve"> </w:t>
-      </w:r>
-      <w:r>
-        <w:rPr>
-          <w:rFonts w:ascii="Courier New" w:hAnsi="Courier New" w:cs="Courier New"/>
-          <w:noProof/>
-          <w:sz w:val="20"/>
-        </w:rPr>
-        <w:t>4 | sort | uniq &gt; answer.txt</w:t>
-      </w:r>
-    </w:p>
-    <w:p>
-      <w:pPr>
-        <w:spacing w:after="0"/>
-      </w:pPr>
-    </w:p>
-    <w:p>
-      <w:pPr>
-        <w:spacing w:after="0"/>
-      </w:pPr>
-      <w:r>
-        <w:t>Note that the command redirects the output to a file called answer.txt.  Hand in that file using Canvas to show you did this lab.</w:t>
-      </w:r>
-    </w:p>
-    <w:p>
-      <w:pPr>
-        <w:spacing w:after="0"/>
-      </w:pPr>
-    </w:p>
-    <w:p>
-      <w:pPr>
-        <w:spacing w:after="0"/>
-      </w:pPr>
-      <w:r>
-        <w:t xml:space="preserve">A good sysadmin may </w:t>
-      </w:r>
-      <w:r>
-        <w:t>test a new command</w:t>
-      </w:r>
-      <w:r>
-        <w:t xml:space="preserve"> one step at a time, however, piping the results of each step into less </w:t>
-      </w:r>
-      <w:r>
-        <w:t>for easier troubleshooting</w:t>
-      </w:r>
-      <w:r>
-        <w:t>.</w:t>
-      </w:r>
-      <w:r>
-        <w:t xml:space="preserve">  For example, a sysadmin may follow this sequence:</w:t>
-      </w:r>
-    </w:p>
-    <w:p>
-      <w:pPr>
-        <w:spacing w:after="0"/>
-      </w:pPr>
-    </w:p>
-    <w:p>
-      <w:pPr>
-        <w:spacing w:after="0"/>
-        <w:rPr>
-          <w:rFonts w:ascii="Courier New" w:hAnsi="Courier New" w:cs="Courier New"/>
-          <w:noProof/>
-          <w:sz w:val="20"/>
-        </w:rPr>
-      </w:pPr>
-      <w:r>
-        <w:rPr>
-          <w:rFonts w:ascii="Courier New" w:hAnsi="Courier New" w:cs="Courier New"/>
-          <w:noProof/>
-          <w:sz w:val="20"/>
-        </w:rPr>
-        <w:t>g</w:t>
-      </w:r>
-      <w:r>
-        <w:rPr>
-          <w:rFonts w:ascii="Courier New" w:hAnsi="Courier New" w:cs="Courier New"/>
-          <w:noProof/>
-          <w:sz w:val="20"/>
-        </w:rPr>
-        <w:t>rep "Object Name:" File</w:t>
-      </w:r>
-      <w:r>
-        <w:rPr>
-          <w:rFonts w:ascii="Courier New" w:hAnsi="Courier New" w:cs="Courier New"/>
-          <w:noProof/>
-          <w:sz w:val="20"/>
-        </w:rPr>
-        <w:t>_</w:t>
-      </w:r>
-      <w:r>
-        <w:rPr>
-          <w:rFonts w:ascii="Courier New" w:hAnsi="Courier New" w:cs="Courier New"/>
-          <w:noProof/>
-          <w:sz w:val="20"/>
-        </w:rPr>
-        <w:t xml:space="preserve">Access.txt | </w:t>
-      </w:r>
-      <w:r>
-        <w:rPr>
-          <w:rFonts w:ascii="Courier New" w:hAnsi="Courier New" w:cs="Courier New"/>
-          <w:noProof/>
-          <w:sz w:val="20"/>
-        </w:rPr>
-        <w:t xml:space="preserve">less  </w:t>
-      </w:r>
-      <w:r>
-        <w:rPr>
-          <w:rFonts w:cstheme="minorHAnsi"/>
-          <w:noProof/>
-          <w:sz w:val="20"/>
-        </w:rPr>
-        <w:t>(looks at data, and fixes errors if we grabbed the wrong thing.)</w:t>
-      </w:r>
-      <w:r>
-        <w:rPr>
-          <w:rFonts w:cstheme="minorHAnsi"/>
-          <w:noProof/>
-          <w:sz w:val="20"/>
-        </w:rPr>
-        <w:br/>
-      </w:r>
-    </w:p>
-    <w:p>
-      <w:pPr>
-        <w:spacing w:after="0"/>
-        <w:rPr>
-          <w:rFonts w:cstheme="minorHAnsi"/>
-          <w:noProof/>
-          <w:sz w:val="20"/>
-        </w:rPr>
-      </w:pPr>
-      <w:r>
-        <w:rPr>
-          <w:rFonts w:ascii="Courier New" w:hAnsi="Courier New" w:cs="Courier New"/>
-          <w:noProof/>
-          <w:sz w:val="20"/>
-        </w:rPr>
-        <w:t>g</w:t>
-      </w:r>
-      <w:r>
-        <w:rPr>
-          <w:rFonts w:ascii="Courier New" w:hAnsi="Courier New" w:cs="Courier New"/>
-          <w:noProof/>
-          <w:sz w:val="20"/>
-        </w:rPr>
-        <w:t>rep "Object Name:" File</w:t>
-      </w:r>
-      <w:r>
-        <w:rPr>
-          <w:rFonts w:ascii="Courier New" w:hAnsi="Courier New" w:cs="Courier New"/>
-          <w:noProof/>
-          <w:sz w:val="20"/>
-        </w:rPr>
-        <w:t>_</w:t>
-      </w:r>
-      <w:r>
-        <w:rPr>
-          <w:rFonts w:ascii="Courier New" w:hAnsi="Courier New" w:cs="Courier New"/>
-          <w:noProof/>
-          <w:sz w:val="20"/>
-        </w:rPr>
-        <w:t xml:space="preserve">Access.txt | </w:t>
-      </w:r>
-      <w:r>
-        <w:rPr>
-          <w:rFonts w:ascii="Courier New" w:hAnsi="Courier New" w:cs="Courier New"/>
-          <w:noProof/>
-          <w:sz w:val="20"/>
-        </w:rPr>
-        <w:t>cut -f</w:t>
-      </w:r>
-      <w:r>
-        <w:rPr>
-          <w:rFonts w:ascii="Courier New" w:hAnsi="Courier New" w:cs="Courier New"/>
-          <w:noProof/>
-          <w:sz w:val="20"/>
-        </w:rPr>
-        <w:t xml:space="preserve"> </w:t>
-      </w:r>
-      <w:r>
-        <w:rPr>
-          <w:rFonts w:ascii="Courier New" w:hAnsi="Courier New" w:cs="Courier New"/>
-          <w:noProof/>
-          <w:sz w:val="20"/>
-        </w:rPr>
-        <w:t xml:space="preserve">4 | </w:t>
-      </w:r>
-      <w:r>
-        <w:rPr>
-          <w:rFonts w:ascii="Courier New" w:hAnsi="Courier New" w:cs="Courier New"/>
-          <w:noProof/>
-          <w:sz w:val="20"/>
-        </w:rPr>
-        <w:t>less</w:t>
-      </w:r>
-      <w:r>
-        <w:rPr>
-          <w:rFonts w:cstheme="minorHAnsi"/>
-          <w:noProof/>
-          <w:sz w:val="20"/>
-        </w:rPr>
-        <w:t xml:space="preserve">  (examines data, fixes errors</w:t>
-      </w:r>
-      <w:r>
-        <w:rPr>
-          <w:rFonts w:cstheme="minorHAnsi"/>
-          <w:noProof/>
-          <w:sz w:val="20"/>
-        </w:rPr>
-        <w:t xml:space="preserve"> if we got the wrong column</w:t>
-      </w:r>
-      <w:r>
-        <w:rPr>
-          <w:rFonts w:cstheme="minorHAnsi"/>
-          <w:noProof/>
-          <w:sz w:val="20"/>
-        </w:rPr>
-        <w:t>)</w:t>
-      </w:r>
-    </w:p>
-    <w:p>
-      <w:pPr>
-        <w:spacing w:after="0"/>
-        <w:rPr>
-          <w:rFonts w:ascii="Courier New" w:hAnsi="Courier New" w:cs="Courier New"/>
-          <w:noProof/>
-          <w:sz w:val="20"/>
-        </w:rPr>
-      </w:pPr>
-    </w:p>
-    <w:p>
-      <w:pPr>
-        <w:spacing w:after="0"/>
-        <w:rPr>
-          <w:rFonts w:cstheme="minorHAnsi"/>
-          <w:noProof/>
-          <w:sz w:val="20"/>
-        </w:rPr>
-      </w:pPr>
-      <w:r>
-        <w:rPr>
-          <w:rFonts w:ascii="Courier New" w:hAnsi="Courier New" w:cs="Courier New"/>
-          <w:noProof/>
-          <w:sz w:val="20"/>
-        </w:rPr>
-        <w:t>g</w:t>
-      </w:r>
-      <w:r>
-        <w:rPr>
-          <w:rFonts w:ascii="Courier New" w:hAnsi="Courier New" w:cs="Courier New"/>
-          <w:noProof/>
-          <w:sz w:val="20"/>
-        </w:rPr>
-        <w:t>rep "Object Name:" File</w:t>
-      </w:r>
-      <w:r>
-        <w:rPr>
-          <w:rFonts w:ascii="Courier New" w:hAnsi="Courier New" w:cs="Courier New"/>
-          <w:noProof/>
-          <w:sz w:val="20"/>
-        </w:rPr>
-        <w:t>_</w:t>
-      </w:r>
-      <w:r>
-        <w:rPr>
-          <w:rFonts w:ascii="Courier New" w:hAnsi="Courier New" w:cs="Courier New"/>
-          <w:noProof/>
-          <w:sz w:val="20"/>
-        </w:rPr>
-        <w:t>Access.txt | cut -f</w:t>
-      </w:r>
-      <w:r>
-        <w:rPr>
-          <w:rFonts w:ascii="Courier New" w:hAnsi="Courier New" w:cs="Courier New"/>
-          <w:noProof/>
-          <w:sz w:val="20"/>
-        </w:rPr>
-        <w:t xml:space="preserve"> </w:t>
-      </w:r>
-      <w:r>
-        <w:rPr>
-          <w:rFonts w:ascii="Courier New" w:hAnsi="Courier New" w:cs="Courier New"/>
-          <w:noProof/>
-          <w:sz w:val="20"/>
-        </w:rPr>
-        <w:t xml:space="preserve">4 | </w:t>
-      </w:r>
-      <w:r>
-        <w:rPr>
-          <w:rFonts w:ascii="Courier New" w:hAnsi="Courier New" w:cs="Courier New"/>
-          <w:noProof/>
-          <w:sz w:val="20"/>
-        </w:rPr>
-        <w:t xml:space="preserve">sort | uniq </w:t>
-      </w:r>
-      <w:r>
-        <w:rPr>
-          <w:rFonts w:ascii="Courier New" w:hAnsi="Courier New" w:cs="Courier New"/>
-          <w:noProof/>
-          <w:sz w:val="20"/>
-        </w:rPr>
-        <w:t xml:space="preserve">| less </w:t>
-      </w:r>
-      <w:r>
-        <w:rPr>
-          <w:rFonts w:cstheme="minorHAnsi"/>
-          <w:noProof/>
-          <w:sz w:val="20"/>
-        </w:rPr>
-        <w:t>(examines data, fixes errors)</w:t>
-      </w:r>
-    </w:p>
-    <w:p>
-      <w:pPr>
-        <w:spacing w:after="0"/>
-        <w:rPr>
-          <w:rFonts w:cstheme="minorHAnsi"/>
-          <w:noProof/>
-          <w:sz w:val="20"/>
-        </w:rPr>
-      </w:pPr>
-    </w:p>
-    <w:p>
-      <w:pPr>
-        <w:spacing w:after="0"/>
-      </w:pPr>
-      <w:r>
-        <w:rPr>
-          <w:rFonts w:ascii="Courier New" w:hAnsi="Courier New" w:cs="Courier New"/>
-          <w:noProof/>
-          <w:sz w:val="20"/>
-        </w:rPr>
-        <w:t>grep "Object Name:" File</w:t>
-      </w:r>
-      <w:r>
-        <w:rPr>
-          <w:rFonts w:ascii="Courier New" w:hAnsi="Courier New" w:cs="Courier New"/>
-          <w:noProof/>
-          <w:sz w:val="20"/>
-        </w:rPr>
-        <w:t>_</w:t>
-      </w:r>
-      <w:r>
-        <w:rPr>
-          <w:rFonts w:ascii="Courier New" w:hAnsi="Courier New" w:cs="Courier New"/>
-          <w:noProof/>
-          <w:sz w:val="20"/>
-        </w:rPr>
-        <w:t>Access.txt | cut -f</w:t>
-      </w:r>
-      <w:r>
-        <w:rPr>
-          <w:rFonts w:ascii="Courier New" w:hAnsi="Courier New" w:cs="Courier New"/>
-          <w:noProof/>
-          <w:sz w:val="20"/>
-        </w:rPr>
-        <w:t xml:space="preserve"> </w:t>
-      </w:r>
-      <w:r>
-        <w:rPr>
-          <w:rFonts w:ascii="Courier New" w:hAnsi="Courier New" w:cs="Courier New"/>
-          <w:noProof/>
-          <w:sz w:val="20"/>
-        </w:rPr>
-        <w:t>4 | sort | uniq &gt; answer.txt</w:t>
-      </w:r>
-    </w:p>
-    <w:p>
-      <w:pPr>
-        <w:pStyle w:val="Heading1"/>
-      </w:pPr>
-      <w:r>
         <w:t>Hand in</w:t>
       </w:r>
     </w:p>
@@ -3397,7 +3899,7 @@
 </file>
 
 <file path=word/styles.xml><?xml version="1.0" encoding="utf-8"?>
-<w:styles xmlns:mc="http://schemas.openxmlformats.org/markup-compatibility/2006" xmlns:r="http://schemas.openxmlformats.org/officeDocument/2006/relationships" xmlns:w="http://schemas.openxmlformats.org/wordprocessingml/2006/main" xmlns:w14="http://schemas.microsoft.com/office/word/2010/wordml" xmlns:w15="http://schemas.microsoft.com/office/word/2012/wordml" xmlns:w16cex="http://schemas.microsoft.com/office/word/2018/wordml/cex" xmlns:w16cid="http://schemas.microsoft.com/office/word/2016/wordml/cid" xmlns:w16="http://schemas.microsoft.com/office/word/2018/wordml" xmlns:w16sdtdh="http://schemas.microsoft.com/office/word/2020/wordml/sdtdatahash" xmlns:w16se="http://schemas.microsoft.com/office/word/2015/wordml/symex" mc:Ignorable="w14 w15 w16se w16cid w16 w16cex w16sdtdh">
+<w:styles xmlns:mc="http://schemas.openxmlformats.org/markup-compatibility/2006" xmlns:r="http://schemas.openxmlformats.org/officeDocument/2006/relationships" xmlns:w="http://schemas.openxmlformats.org/wordprocessingml/2006/main" xmlns:w14="http://schemas.microsoft.com/office/word/2010/wordml" xmlns:w15="http://schemas.microsoft.com/office/word/2012/wordml" xmlns:w16cex="http://schemas.microsoft.com/office/word/2018/wordml/cex" xmlns:w16cid="http://schemas.microsoft.com/office/word/2016/wordml/cid" xmlns:w16="http://schemas.microsoft.com/office/word/2018/wordml" xmlns:w16du="http://schemas.microsoft.com/office/word/2023/wordml/word16du" xmlns:w16sdtdh="http://schemas.microsoft.com/office/word/2020/wordml/sdtdatahash" xmlns:w16se="http://schemas.microsoft.com/office/word/2015/wordml/symex" mc:Ignorable="w14 w15 w16se w16cid w16 w16cex w16sdtdh w16du">
   <w:docDefaults>
     <w:rPrDefault>
       <w:rPr>
